--- a/templates/plananual/ED. FISICA 1° A 5°/E. FÍSICA 3° PROGRAMACIÓN ANUAL.docx
+++ b/templates/plananual/ED. FISICA 1° A 5°/E. FÍSICA 3° PROGRAMACIÓN ANUAL.docx
@@ -11222,6 +11222,7 @@
                 <w:szCs w:val="20"/>
               </w:rPr>
             </w:pPr>
+            <w:bookmarkStart w:id="1" w:name="_Hlk227075175"/>
             <w:r>
               <w:rPr>
                 <w:rFonts w:ascii="Arial Nova Cond" w:hAnsi="Arial Nova Cond" w:cs="Times New Roman"/>
@@ -11498,7 +11499,6 @@
           <w:tcPr>
             <w:tcW w:w="875" w:type="dxa"/>
             <w:vMerge w:val="restart"/>
-            <w:shd w:val="clear" w:color="auto" w:fill="auto"/>
             <w:vAlign w:val="center"/>
           </w:tcPr>
           <w:p>
@@ -11609,7 +11609,6 @@
         <w:tc>
           <w:tcPr>
             <w:tcW w:w="6169" w:type="dxa"/>
-            <w:shd w:val="clear" w:color="auto" w:fill="auto"/>
             <w:vAlign w:val="center"/>
           </w:tcPr>
           <w:p>
@@ -11644,7 +11643,6 @@
         <w:tc>
           <w:tcPr>
             <w:tcW w:w="2015" w:type="dxa"/>
-            <w:shd w:val="clear" w:color="auto" w:fill="auto"/>
             <w:vAlign w:val="center"/>
           </w:tcPr>
           <w:p>
@@ -11683,7 +11681,7 @@
               <w:autoSpaceDE w:val="0"/>
               <w:autoSpaceDN w:val="0"/>
               <w:adjustRightInd w:val="0"/>
-              <w:jc w:val="center"/>
+              <w:jc w:val="both"/>
               <w:rPr>
                 <w:rFonts w:ascii="Arial Nova Cond" w:hAnsi="Arial Nova Cond" w:cs="Arial"/>
                 <w:color w:val="000000"/>
@@ -11707,7 +11705,6 @@
         <w:tc>
           <w:tcPr>
             <w:tcW w:w="1337" w:type="dxa"/>
-            <w:shd w:val="clear" w:color="auto" w:fill="auto"/>
             <w:vAlign w:val="center"/>
           </w:tcPr>
           <w:p>
@@ -11746,7 +11743,6 @@
           <w:tcPr>
             <w:tcW w:w="875" w:type="dxa"/>
             <w:vMerge/>
-            <w:shd w:val="clear" w:color="auto" w:fill="auto"/>
             <w:vAlign w:val="center"/>
           </w:tcPr>
           <w:p>
@@ -11838,7 +11834,6 @@
         <w:tc>
           <w:tcPr>
             <w:tcW w:w="6169" w:type="dxa"/>
-            <w:shd w:val="clear" w:color="auto" w:fill="auto"/>
             <w:vAlign w:val="center"/>
           </w:tcPr>
           <w:p>
@@ -11873,7 +11868,6 @@
         <w:tc>
           <w:tcPr>
             <w:tcW w:w="2015" w:type="dxa"/>
-            <w:shd w:val="clear" w:color="auto" w:fill="auto"/>
             <w:vAlign w:val="center"/>
           </w:tcPr>
           <w:p>
@@ -11912,7 +11906,7 @@
               <w:autoSpaceDE w:val="0"/>
               <w:autoSpaceDN w:val="0"/>
               <w:adjustRightInd w:val="0"/>
-              <w:jc w:val="center"/>
+              <w:jc w:val="both"/>
               <w:rPr>
                 <w:rFonts w:ascii="Arial Nova Cond" w:hAnsi="Arial Nova Cond" w:cs="Arial"/>
                 <w:color w:val="000000"/>
@@ -11936,7 +11930,6 @@
         <w:tc>
           <w:tcPr>
             <w:tcW w:w="1337" w:type="dxa"/>
-            <w:shd w:val="clear" w:color="auto" w:fill="auto"/>
             <w:vAlign w:val="center"/>
           </w:tcPr>
           <w:p>
@@ -11975,7 +11968,6 @@
           <w:tcPr>
             <w:tcW w:w="875" w:type="dxa"/>
             <w:vMerge/>
-            <w:shd w:val="clear" w:color="auto" w:fill="auto"/>
             <w:vAlign w:val="center"/>
           </w:tcPr>
           <w:p>
@@ -12067,7 +12059,6 @@
         <w:tc>
           <w:tcPr>
             <w:tcW w:w="6169" w:type="dxa"/>
-            <w:shd w:val="clear" w:color="auto" w:fill="auto"/>
             <w:vAlign w:val="center"/>
           </w:tcPr>
           <w:p>
@@ -12102,7 +12093,6 @@
         <w:tc>
           <w:tcPr>
             <w:tcW w:w="2015" w:type="dxa"/>
-            <w:shd w:val="clear" w:color="auto" w:fill="auto"/>
             <w:vAlign w:val="center"/>
           </w:tcPr>
           <w:p>
@@ -12141,7 +12131,7 @@
               <w:autoSpaceDE w:val="0"/>
               <w:autoSpaceDN w:val="0"/>
               <w:adjustRightInd w:val="0"/>
-              <w:jc w:val="center"/>
+              <w:jc w:val="both"/>
               <w:rPr>
                 <w:rFonts w:ascii="Arial Nova Cond" w:hAnsi="Arial Nova Cond" w:cs="Arial"/>
                 <w:color w:val="000000"/>
@@ -12165,7 +12155,6 @@
         <w:tc>
           <w:tcPr>
             <w:tcW w:w="1337" w:type="dxa"/>
-            <w:shd w:val="clear" w:color="auto" w:fill="auto"/>
             <w:vAlign w:val="center"/>
           </w:tcPr>
           <w:p>
@@ -12204,7 +12193,6 @@
           <w:tcPr>
             <w:tcW w:w="875" w:type="dxa"/>
             <w:vMerge w:val="restart"/>
-            <w:shd w:val="clear" w:color="auto" w:fill="auto"/>
             <w:vAlign w:val="center"/>
           </w:tcPr>
           <w:p>
@@ -12307,7 +12295,6 @@
         <w:tc>
           <w:tcPr>
             <w:tcW w:w="6169" w:type="dxa"/>
-            <w:shd w:val="clear" w:color="auto" w:fill="auto"/>
             <w:vAlign w:val="center"/>
           </w:tcPr>
           <w:p>
@@ -12343,7 +12330,6 @@
         <w:tc>
           <w:tcPr>
             <w:tcW w:w="2015" w:type="dxa"/>
-            <w:shd w:val="clear" w:color="auto" w:fill="auto"/>
             <w:vAlign w:val="center"/>
           </w:tcPr>
           <w:p>
@@ -12382,7 +12368,7 @@
               <w:autoSpaceDE w:val="0"/>
               <w:autoSpaceDN w:val="0"/>
               <w:adjustRightInd w:val="0"/>
-              <w:jc w:val="center"/>
+              <w:jc w:val="both"/>
               <w:rPr>
                 <w:rFonts w:ascii="Arial Nova Cond" w:hAnsi="Arial Nova Cond" w:cs="Arial"/>
                 <w:color w:val="000000"/>
@@ -12406,7 +12392,6 @@
         <w:tc>
           <w:tcPr>
             <w:tcW w:w="1337" w:type="dxa"/>
-            <w:shd w:val="clear" w:color="auto" w:fill="auto"/>
             <w:vAlign w:val="center"/>
           </w:tcPr>
           <w:p>
@@ -12445,7 +12430,6 @@
           <w:tcPr>
             <w:tcW w:w="875" w:type="dxa"/>
             <w:vMerge/>
-            <w:shd w:val="clear" w:color="auto" w:fill="auto"/>
             <w:vAlign w:val="center"/>
           </w:tcPr>
           <w:p>
@@ -12537,7 +12521,6 @@
         <w:tc>
           <w:tcPr>
             <w:tcW w:w="6169" w:type="dxa"/>
-            <w:shd w:val="clear" w:color="auto" w:fill="auto"/>
             <w:vAlign w:val="center"/>
           </w:tcPr>
           <w:p>
@@ -12573,7 +12556,6 @@
         <w:tc>
           <w:tcPr>
             <w:tcW w:w="2015" w:type="dxa"/>
-            <w:shd w:val="clear" w:color="auto" w:fill="auto"/>
             <w:vAlign w:val="center"/>
           </w:tcPr>
           <w:p>
@@ -12612,7 +12594,7 @@
               <w:autoSpaceDE w:val="0"/>
               <w:autoSpaceDN w:val="0"/>
               <w:adjustRightInd w:val="0"/>
-              <w:jc w:val="center"/>
+              <w:jc w:val="both"/>
               <w:rPr>
                 <w:rFonts w:ascii="Arial Nova Cond" w:hAnsi="Arial Nova Cond" w:cs="Arial"/>
                 <w:color w:val="000000"/>
@@ -12636,7 +12618,6 @@
         <w:tc>
           <w:tcPr>
             <w:tcW w:w="1337" w:type="dxa"/>
-            <w:shd w:val="clear" w:color="auto" w:fill="auto"/>
             <w:vAlign w:val="center"/>
           </w:tcPr>
           <w:p>
@@ -12675,7 +12656,6 @@
           <w:tcPr>
             <w:tcW w:w="875" w:type="dxa"/>
             <w:vMerge w:val="restart"/>
-            <w:shd w:val="clear" w:color="auto" w:fill="auto"/>
             <w:vAlign w:val="center"/>
           </w:tcPr>
           <w:p>
@@ -12779,7 +12759,6 @@
         <w:tc>
           <w:tcPr>
             <w:tcW w:w="6169" w:type="dxa"/>
-            <w:shd w:val="clear" w:color="auto" w:fill="auto"/>
             <w:vAlign w:val="center"/>
           </w:tcPr>
           <w:p>
@@ -12815,7 +12794,6 @@
         <w:tc>
           <w:tcPr>
             <w:tcW w:w="2015" w:type="dxa"/>
-            <w:shd w:val="clear" w:color="auto" w:fill="auto"/>
             <w:vAlign w:val="center"/>
           </w:tcPr>
           <w:p>
@@ -12854,7 +12832,7 @@
               <w:autoSpaceDE w:val="0"/>
               <w:autoSpaceDN w:val="0"/>
               <w:adjustRightInd w:val="0"/>
-              <w:jc w:val="center"/>
+              <w:jc w:val="both"/>
               <w:rPr>
                 <w:rFonts w:ascii="Arial Nova Cond" w:hAnsi="Arial Nova Cond" w:cs="Arial"/>
                 <w:color w:val="000000"/>
@@ -12878,7 +12856,6 @@
         <w:tc>
           <w:tcPr>
             <w:tcW w:w="1337" w:type="dxa"/>
-            <w:shd w:val="clear" w:color="auto" w:fill="auto"/>
             <w:vAlign w:val="center"/>
           </w:tcPr>
           <w:p>
@@ -12917,7 +12894,6 @@
           <w:tcPr>
             <w:tcW w:w="875" w:type="dxa"/>
             <w:vMerge/>
-            <w:shd w:val="clear" w:color="auto" w:fill="auto"/>
             <w:vAlign w:val="center"/>
           </w:tcPr>
           <w:p>
@@ -13009,7 +12985,6 @@
         <w:tc>
           <w:tcPr>
             <w:tcW w:w="6169" w:type="dxa"/>
-            <w:shd w:val="clear" w:color="auto" w:fill="auto"/>
             <w:vAlign w:val="center"/>
           </w:tcPr>
           <w:p>
@@ -13044,7 +13019,6 @@
         <w:tc>
           <w:tcPr>
             <w:tcW w:w="2015" w:type="dxa"/>
-            <w:shd w:val="clear" w:color="auto" w:fill="auto"/>
             <w:vAlign w:val="center"/>
           </w:tcPr>
           <w:p>
@@ -13083,7 +13057,7 @@
               <w:autoSpaceDE w:val="0"/>
               <w:autoSpaceDN w:val="0"/>
               <w:adjustRightInd w:val="0"/>
-              <w:jc w:val="center"/>
+              <w:jc w:val="both"/>
               <w:rPr>
                 <w:rFonts w:ascii="Arial Nova Cond" w:hAnsi="Arial Nova Cond" w:cs="Arial"/>
                 <w:color w:val="000000"/>
@@ -13107,7 +13081,6 @@
         <w:tc>
           <w:tcPr>
             <w:tcW w:w="1337" w:type="dxa"/>
-            <w:shd w:val="clear" w:color="auto" w:fill="auto"/>
             <w:vAlign w:val="center"/>
           </w:tcPr>
           <w:p>
@@ -13146,7 +13119,6 @@
           <w:tcPr>
             <w:tcW w:w="875" w:type="dxa"/>
             <w:vMerge w:val="restart"/>
-            <w:shd w:val="clear" w:color="auto" w:fill="auto"/>
             <w:vAlign w:val="center"/>
           </w:tcPr>
           <w:p>
@@ -13257,7 +13229,6 @@
         <w:tc>
           <w:tcPr>
             <w:tcW w:w="6169" w:type="dxa"/>
-            <w:shd w:val="clear" w:color="auto" w:fill="auto"/>
             <w:vAlign w:val="center"/>
           </w:tcPr>
           <w:p>
@@ -13292,7 +13263,6 @@
         <w:tc>
           <w:tcPr>
             <w:tcW w:w="2015" w:type="dxa"/>
-            <w:shd w:val="clear" w:color="auto" w:fill="auto"/>
             <w:vAlign w:val="center"/>
           </w:tcPr>
           <w:p>
@@ -13331,7 +13301,7 @@
               <w:autoSpaceDE w:val="0"/>
               <w:autoSpaceDN w:val="0"/>
               <w:adjustRightInd w:val="0"/>
-              <w:jc w:val="center"/>
+              <w:jc w:val="both"/>
               <w:rPr>
                 <w:rFonts w:ascii="Arial Nova Cond" w:hAnsi="Arial Nova Cond" w:cs="Arial"/>
                 <w:color w:val="000000"/>
@@ -13355,7 +13325,6 @@
         <w:tc>
           <w:tcPr>
             <w:tcW w:w="1337" w:type="dxa"/>
-            <w:shd w:val="clear" w:color="auto" w:fill="auto"/>
             <w:vAlign w:val="center"/>
           </w:tcPr>
           <w:p>
@@ -13394,7 +13363,6 @@
           <w:tcPr>
             <w:tcW w:w="875" w:type="dxa"/>
             <w:vMerge/>
-            <w:shd w:val="clear" w:color="auto" w:fill="auto"/>
             <w:vAlign w:val="center"/>
           </w:tcPr>
           <w:p>
@@ -13494,7 +13462,6 @@
         <w:tc>
           <w:tcPr>
             <w:tcW w:w="6169" w:type="dxa"/>
-            <w:shd w:val="clear" w:color="auto" w:fill="auto"/>
             <w:vAlign w:val="center"/>
           </w:tcPr>
           <w:p>
@@ -13530,7 +13497,6 @@
         <w:tc>
           <w:tcPr>
             <w:tcW w:w="2015" w:type="dxa"/>
-            <w:shd w:val="clear" w:color="auto" w:fill="auto"/>
             <w:vAlign w:val="center"/>
           </w:tcPr>
           <w:p>
@@ -13568,7 +13534,7 @@
               <w:autoSpaceDE w:val="0"/>
               <w:autoSpaceDN w:val="0"/>
               <w:adjustRightInd w:val="0"/>
-              <w:jc w:val="center"/>
+              <w:jc w:val="both"/>
               <w:rPr>
                 <w:rFonts w:ascii="Arial Nova Cond" w:hAnsi="Arial Nova Cond" w:cs="Arial"/>
                 <w:color w:val="000000"/>
@@ -13592,7 +13558,6 @@
         <w:tc>
           <w:tcPr>
             <w:tcW w:w="1337" w:type="dxa"/>
-            <w:shd w:val="clear" w:color="auto" w:fill="auto"/>
             <w:vAlign w:val="center"/>
           </w:tcPr>
           <w:p>
@@ -13622,6 +13587,7 @@
           </w:p>
         </w:tc>
       </w:tr>
+      <w:bookmarkEnd w:id="1"/>
     </w:tbl>
     <w:p>
       <w:pPr>
@@ -27178,7 +27144,7 @@
               <w:noProof/>
             </w:rPr>
           </w:pPr>
-          <w:bookmarkStart w:id="1" w:name="_Hlk191052331"/>
+          <w:bookmarkStart w:id="2" w:name="_Hlk191052331"/>
           <w:r>
             <w:rPr>
               <w:noProof/>
@@ -27415,7 +27381,7 @@
         </w:p>
       </w:tc>
     </w:tr>
-    <w:bookmarkEnd w:id="1"/>
+    <w:bookmarkEnd w:id="2"/>
   </w:tbl>
   <w:p>
     <w:pPr>

--- a/templates/plananual/ED. FISICA 1° A 5°/E. FÍSICA 3° PROGRAMACIÓN ANUAL.docx
+++ b/templates/plananual/ED. FISICA 1° A 5°/E. FÍSICA 3° PROGRAMACIÓN ANUAL.docx
@@ -1,6 +1,6 @@
 
 <file path=word/document.xml><?xml version="1.0" encoding="utf-8"?>
-<w:document xmlns:wpc="http://schemas.microsoft.com/office/word/2010/wordprocessingCanvas" xmlns:cx="http://schemas.microsoft.com/office/drawing/2014/chartex" xmlns:cx1="http://schemas.microsoft.com/office/drawing/2015/9/8/chartex" xmlns:cx2="http://schemas.microsoft.com/office/drawing/2015/10/21/chartex" xmlns:cx3="http://schemas.microsoft.com/office/drawing/2016/5/9/chartex" xmlns:cx4="http://schemas.microsoft.com/office/drawing/2016/5/10/chartex" xmlns:cx5="http://schemas.microsoft.com/office/drawing/2016/5/11/chartex" xmlns:cx6="http://schemas.microsoft.com/office/drawing/2016/5/12/chartex" xmlns:cx7="http://schemas.microsoft.com/office/drawing/2016/5/13/chartex" xmlns:cx8="http://schemas.microsoft.com/office/drawing/2016/5/14/chartex" xmlns:mc="http://schemas.openxmlformats.org/markup-compatibility/2006" xmlns:aink="http://schemas.microsoft.com/office/drawing/2016/ink" xmlns:am3d="http://schemas.microsoft.com/office/drawing/2017/model3d" xmlns:o="urn:schemas-microsoft-com:office:office" xmlns:oel="http://schemas.microsoft.com/office/2019/extlst" xmlns:r="http://schemas.openxmlformats.org/officeDocument/2006/relationships" xmlns:m="http://schemas.openxmlformats.org/officeDocument/2006/math" xmlns:v="urn:schemas-microsoft-com:vml" xmlns:wp14="http://schemas.microsoft.com/office/word/2010/wordprocessingDrawing" xmlns:wp="http://schemas.openxmlformats.org/drawingml/2006/wordprocessingDrawing" xmlns:w10="urn:schemas-microsoft-com:office:word" xmlns:w="http://schemas.openxmlformats.org/wordprocessingml/2006/main" xmlns:w14="http://schemas.microsoft.com/office/word/2010/wordml" xmlns:w15="http://schemas.microsoft.com/office/word/2012/wordml" xmlns:w16cex="http://schemas.microsoft.com/office/word/2018/wordml/cex" xmlns:w16cid="http://schemas.microsoft.com/office/word/2016/wordml/cid" xmlns:w16="http://schemas.microsoft.com/office/word/2018/wordml" xmlns:w16du="http://schemas.microsoft.com/office/word/2023/wordml/word16du" xmlns:w16sdtdh="http://schemas.microsoft.com/office/word/2020/wordml/sdtdatahash" xmlns:w16se="http://schemas.microsoft.com/office/word/2015/wordml/symex" xmlns:wpg="http://schemas.microsoft.com/office/word/2010/wordprocessingGroup" xmlns:wpi="http://schemas.microsoft.com/office/word/2010/wordprocessingInk" xmlns:wne="http://schemas.microsoft.com/office/word/2006/wordml" xmlns:wps="http://schemas.microsoft.com/office/word/2010/wordprocessingShape" mc:Ignorable="w14 w15 w16se w16cid w16 w16cex w16sdtdh w16du wp14">
+<w:document xmlns:wpc="http://schemas.microsoft.com/office/word/2010/wordprocessingCanvas" xmlns:cx="http://schemas.microsoft.com/office/drawing/2014/chartex" xmlns:cx1="http://schemas.microsoft.com/office/drawing/2015/9/8/chartex" xmlns:cx2="http://schemas.microsoft.com/office/drawing/2015/10/21/chartex" xmlns:cx3="http://schemas.microsoft.com/office/drawing/2016/5/9/chartex" xmlns:cx4="http://schemas.microsoft.com/office/drawing/2016/5/10/chartex" xmlns:cx5="http://schemas.microsoft.com/office/drawing/2016/5/11/chartex" xmlns:cx6="http://schemas.microsoft.com/office/drawing/2016/5/12/chartex" xmlns:cx7="http://schemas.microsoft.com/office/drawing/2016/5/13/chartex" xmlns:cx8="http://schemas.microsoft.com/office/drawing/2016/5/14/chartex" xmlns:mc="http://schemas.openxmlformats.org/markup-compatibility/2006" xmlns:aink="http://schemas.microsoft.com/office/drawing/2016/ink" xmlns:am3d="http://schemas.microsoft.com/office/drawing/2017/model3d" xmlns:o="urn:schemas-microsoft-com:office:office" xmlns:oel="http://schemas.microsoft.com/office/2019/extlst" xmlns:r="http://schemas.openxmlformats.org/officeDocument/2006/relationships" xmlns:m="http://schemas.openxmlformats.org/officeDocument/2006/math" xmlns:v="urn:schemas-microsoft-com:vml" xmlns:wp14="http://schemas.microsoft.com/office/word/2010/wordprocessingDrawing" xmlns:wp="http://schemas.openxmlformats.org/drawingml/2006/wordprocessingDrawing" xmlns:w10="urn:schemas-microsoft-com:office:word" xmlns:w="http://schemas.openxmlformats.org/wordprocessingml/2006/main" xmlns:w14="http://schemas.microsoft.com/office/word/2010/wordml" xmlns:w15="http://schemas.microsoft.com/office/word/2012/wordml" xmlns:w16cex="http://schemas.microsoft.com/office/word/2018/wordml/cex" xmlns:w16cid="http://schemas.microsoft.com/office/word/2016/wordml/cid" xmlns:w16="http://schemas.microsoft.com/office/word/2018/wordml" xmlns:w16du="http://schemas.microsoft.com/office/word/2023/wordml/word16du" xmlns:w16sdtdh="http://schemas.microsoft.com/office/word/2020/wordml/sdtdatahash" xmlns:w16sdtfl="http://schemas.microsoft.com/office/word/2024/wordml/sdtformatlock" xmlns:w16se="http://schemas.microsoft.com/office/word/2015/wordml/symex" xmlns:wpg="http://schemas.microsoft.com/office/word/2010/wordprocessingGroup" xmlns:wpi="http://schemas.microsoft.com/office/word/2010/wordprocessingInk" xmlns:wne="http://schemas.microsoft.com/office/word/2006/wordml" xmlns:wps="http://schemas.microsoft.com/office/word/2010/wordprocessingShape" mc:Ignorable="w14 w15 w16se w16cid w16 w16cex w16sdtdh w16sdtfl w16du wp14">
   <w:body>
     <w:p>
       <w:pPr>
@@ -286,7 +286,6 @@
                                 </w:rPr>
                                 <w:t>{{</w:t>
                               </w:r>
-                              <w:proofErr w:type="spellStart"/>
                               <w:r>
                                 <w:rPr>
                                   <w:rFonts w:ascii="Aptos ExtraBold" w:hAnsi="Aptos ExtraBold" w:cs="Times New Roman"/>
@@ -296,19 +295,7 @@
                                   <w:sz w:val="32"/>
                                   <w:szCs w:val="32"/>
                                 </w:rPr>
-                                <w:t>anio</w:t>
-                              </w:r>
-                              <w:proofErr w:type="spellEnd"/>
-                              <w:r>
-                                <w:rPr>
-                                  <w:rFonts w:ascii="Aptos ExtraBold" w:hAnsi="Aptos ExtraBold" w:cs="Times New Roman"/>
-                                  <w:b/>
-                                  <w:bCs/>
-                                  <w:color w:val="FFFFFF" w:themeColor="background1"/>
-                                  <w:sz w:val="32"/>
-                                  <w:szCs w:val="32"/>
-                                </w:rPr>
-                                <w:t>}}</w:t>
+                                <w:t>anio}}</w:t>
                               </w:r>
                             </w:p>
                           </w:txbxContent>
@@ -3909,29 +3896,16 @@
                 <w:szCs w:val="20"/>
               </w:rPr>
             </w:pPr>
-            <w:proofErr w:type="spellStart"/>
-            <w:r>
-              <w:rPr>
-                <w:rFonts w:ascii="Arial Nova Cond Light" w:hAnsi="Arial Nova Cond Light" w:cs="Times New Roman"/>
-                <w:b/>
-                <w:bCs/>
-                <w:color w:val="000000" w:themeColor="text1"/>
-                <w:sz w:val="20"/>
-                <w:szCs w:val="20"/>
-              </w:rPr>
-              <w:t>N°</w:t>
-            </w:r>
-            <w:proofErr w:type="spellEnd"/>
-            <w:r>
-              <w:rPr>
-                <w:rFonts w:ascii="Arial Nova Cond Light" w:hAnsi="Arial Nova Cond Light" w:cs="Times New Roman"/>
-                <w:b/>
-                <w:bCs/>
-                <w:color w:val="000000" w:themeColor="text1"/>
-                <w:sz w:val="20"/>
-                <w:szCs w:val="20"/>
-              </w:rPr>
-              <w:t xml:space="preserve"> DE SEMANAS LECTIVAS</w:t>
+            <w:r>
+              <w:rPr>
+                <w:rFonts w:ascii="Arial Nova Cond Light" w:hAnsi="Arial Nova Cond Light" w:cs="Times New Roman"/>
+                <w:b/>
+                <w:bCs/>
+                <w:color w:val="000000" w:themeColor="text1"/>
+                <w:sz w:val="20"/>
+                <w:szCs w:val="20"/>
+              </w:rPr>
+              <w:t>N° DE SEMANAS LECTIVAS</w:t>
             </w:r>
           </w:p>
         </w:tc>
@@ -3956,29 +3930,16 @@
                 <w:szCs w:val="20"/>
               </w:rPr>
             </w:pPr>
-            <w:proofErr w:type="spellStart"/>
-            <w:r>
-              <w:rPr>
-                <w:rFonts w:ascii="Arial Nova Cond Light" w:hAnsi="Arial Nova Cond Light" w:cs="Times New Roman"/>
-                <w:b/>
-                <w:bCs/>
-                <w:color w:val="000000" w:themeColor="text1"/>
-                <w:sz w:val="20"/>
-                <w:szCs w:val="20"/>
-              </w:rPr>
-              <w:t>N°</w:t>
-            </w:r>
-            <w:proofErr w:type="spellEnd"/>
-            <w:r>
-              <w:rPr>
-                <w:rFonts w:ascii="Arial Nova Cond Light" w:hAnsi="Arial Nova Cond Light" w:cs="Times New Roman"/>
-                <w:b/>
-                <w:bCs/>
-                <w:color w:val="000000" w:themeColor="text1"/>
-                <w:sz w:val="20"/>
-                <w:szCs w:val="20"/>
-              </w:rPr>
-              <w:t xml:space="preserve"> UNIDADES</w:t>
+            <w:r>
+              <w:rPr>
+                <w:rFonts w:ascii="Arial Nova Cond Light" w:hAnsi="Arial Nova Cond Light" w:cs="Times New Roman"/>
+                <w:b/>
+                <w:bCs/>
+                <w:color w:val="000000" w:themeColor="text1"/>
+                <w:sz w:val="20"/>
+                <w:szCs w:val="20"/>
+              </w:rPr>
+              <w:t>N° UNIDADES</w:t>
             </w:r>
           </w:p>
         </w:tc>
@@ -8825,40 +8786,6 @@
     </w:p>
     <w:p>
       <w:pPr>
-        <w:tabs>
-          <w:tab w:val="left" w:pos="965"/>
-        </w:tabs>
-        <w:spacing w:line="276" w:lineRule="auto"/>
-        <w:ind w:right="-455"/>
-        <w:rPr>
-          <w:rFonts w:ascii="Arial Nova Cond Light" w:hAnsi="Arial Nova Cond Light" w:cs="Times New Roman"/>
-          <w:b/>
-          <w:bCs/>
-          <w:color w:val="000000" w:themeColor="text1"/>
-          <w:sz w:val="20"/>
-          <w:szCs w:val="20"/>
-        </w:rPr>
-      </w:pPr>
-    </w:p>
-    <w:p>
-      <w:pPr>
-        <w:tabs>
-          <w:tab w:val="left" w:pos="965"/>
-        </w:tabs>
-        <w:spacing w:line="276" w:lineRule="auto"/>
-        <w:ind w:right="-455"/>
-        <w:rPr>
-          <w:rFonts w:ascii="Arial Nova Cond Light" w:hAnsi="Arial Nova Cond Light" w:cs="Times New Roman"/>
-          <w:b/>
-          <w:bCs/>
-          <w:color w:val="000000" w:themeColor="text1"/>
-          <w:sz w:val="20"/>
-          <w:szCs w:val="20"/>
-        </w:rPr>
-      </w:pPr>
-    </w:p>
-    <w:p>
-      <w:pPr>
         <w:pStyle w:val="Prrafodelista"/>
         <w:numPr>
           <w:ilvl w:val="0"/>
@@ -11045,6 +10972,34 @@
         </w:tc>
       </w:tr>
     </w:tbl>
+    <w:p>
+      <w:pPr>
+        <w:spacing w:line="276" w:lineRule="auto"/>
+        <w:ind w:right="-455"/>
+        <w:rPr>
+          <w:rFonts w:ascii="Arial Nova Cond Light" w:hAnsi="Arial Nova Cond Light" w:cs="Times New Roman"/>
+          <w:b/>
+          <w:bCs/>
+          <w:color w:val="000000" w:themeColor="text1"/>
+          <w:sz w:val="20"/>
+          <w:szCs w:val="20"/>
+        </w:rPr>
+      </w:pPr>
+    </w:p>
+    <w:p>
+      <w:pPr>
+        <w:spacing w:line="276" w:lineRule="auto"/>
+        <w:ind w:right="-455"/>
+        <w:rPr>
+          <w:rFonts w:ascii="Arial Nova Cond Light" w:hAnsi="Arial Nova Cond Light" w:cs="Times New Roman"/>
+          <w:b/>
+          <w:bCs/>
+          <w:color w:val="000000" w:themeColor="text1"/>
+          <w:sz w:val="20"/>
+          <w:szCs w:val="20"/>
+        </w:rPr>
+      </w:pPr>
+    </w:p>
     <w:p>
       <w:pPr>
         <w:spacing w:line="276" w:lineRule="auto"/>
@@ -11189,13 +11144,13 @@
         <w:tblLook w:val="04A0" w:firstRow="1" w:lastRow="0" w:firstColumn="1" w:lastColumn="0" w:noHBand="0" w:noVBand="1"/>
       </w:tblPr>
       <w:tblGrid>
-        <w:gridCol w:w="875"/>
-        <w:gridCol w:w="1095"/>
-        <w:gridCol w:w="1726"/>
-        <w:gridCol w:w="6169"/>
-        <w:gridCol w:w="2015"/>
-        <w:gridCol w:w="1634"/>
-        <w:gridCol w:w="1337"/>
+        <w:gridCol w:w="818"/>
+        <w:gridCol w:w="1018"/>
+        <w:gridCol w:w="5379"/>
+        <w:gridCol w:w="1984"/>
+        <w:gridCol w:w="2693"/>
+        <w:gridCol w:w="1560"/>
+        <w:gridCol w:w="1399"/>
       </w:tblGrid>
       <w:tr>
         <w:trPr>
@@ -11204,7 +11159,7 @@
         </w:trPr>
         <w:tc>
           <w:tcPr>
-            <w:tcW w:w="875" w:type="dxa"/>
+            <w:tcW w:w="818" w:type="dxa"/>
             <w:shd w:val="clear" w:color="auto" w:fill="C1F0C7" w:themeFill="accent3" w:themeFillTint="33"/>
             <w:vAlign w:val="center"/>
           </w:tcPr>
@@ -11238,7 +11193,7 @@
         </w:tc>
         <w:tc>
           <w:tcPr>
-            <w:tcW w:w="1095" w:type="dxa"/>
+            <w:tcW w:w="1018" w:type="dxa"/>
             <w:shd w:val="clear" w:color="auto" w:fill="C1F0C7" w:themeFill="accent3" w:themeFillTint="33"/>
             <w:vAlign w:val="center"/>
           </w:tcPr>
@@ -11271,7 +11226,7 @@
         </w:tc>
         <w:tc>
           <w:tcPr>
-            <w:tcW w:w="1726" w:type="dxa"/>
+            <w:tcW w:w="5379" w:type="dxa"/>
             <w:shd w:val="clear" w:color="auto" w:fill="C1F0C7" w:themeFill="accent3" w:themeFillTint="33"/>
             <w:vAlign w:val="center"/>
           </w:tcPr>
@@ -11298,13 +11253,35 @@
                 <w:sz w:val="20"/>
                 <w:szCs w:val="20"/>
               </w:rPr>
-              <w:t>PROBLEMA / POTENCIALIDAD</w:t>
-            </w:r>
-          </w:p>
-        </w:tc>
-        <w:tc>
-          <w:tcPr>
-            <w:tcW w:w="6169" w:type="dxa"/>
+              <w:t>SITUACIÓN SIGNIF</w:t>
+            </w:r>
+            <w:r>
+              <w:rPr>
+                <w:rFonts w:ascii="Arial Nova Cond" w:hAnsi="Arial Nova Cond" w:cs="Times New Roman"/>
+                <w:b/>
+                <w:bCs/>
+                <w:color w:val="000000" w:themeColor="text1"/>
+                <w:sz w:val="20"/>
+                <w:szCs w:val="20"/>
+              </w:rPr>
+              <w:t>I</w:t>
+            </w:r>
+            <w:r>
+              <w:rPr>
+                <w:rFonts w:ascii="Arial Nova Cond" w:hAnsi="Arial Nova Cond" w:cs="Times New Roman"/>
+                <w:b/>
+                <w:bCs/>
+                <w:color w:val="000000" w:themeColor="text1"/>
+                <w:sz w:val="20"/>
+                <w:szCs w:val="20"/>
+              </w:rPr>
+              <w:t>CATIVA</w:t>
+            </w:r>
+          </w:p>
+        </w:tc>
+        <w:tc>
+          <w:tcPr>
+            <w:tcW w:w="1984" w:type="dxa"/>
             <w:shd w:val="clear" w:color="auto" w:fill="C1F0C7" w:themeFill="accent3" w:themeFillTint="33"/>
             <w:vAlign w:val="center"/>
           </w:tcPr>
@@ -11331,7 +11308,7 @@
                 <w:sz w:val="20"/>
                 <w:szCs w:val="20"/>
               </w:rPr>
-              <w:t>SITUACIÓN SIGNIF</w:t>
+              <w:t>TÍTULO DE LA UNIDAD DID</w:t>
             </w:r>
             <w:r>
               <w:rPr>
@@ -11342,7 +11319,7 @@
                 <w:sz w:val="20"/>
                 <w:szCs w:val="20"/>
               </w:rPr>
-              <w:t>I</w:t>
+              <w:t>Á</w:t>
             </w:r>
             <w:r>
               <w:rPr>
@@ -11353,13 +11330,24 @@
                 <w:sz w:val="20"/>
                 <w:szCs w:val="20"/>
               </w:rPr>
-              <w:t>CATIVA</w:t>
-            </w:r>
-          </w:p>
-        </w:tc>
-        <w:tc>
-          <w:tcPr>
-            <w:tcW w:w="2015" w:type="dxa"/>
+              <w:t>CTICA</w:t>
+            </w:r>
+            <w:r>
+              <w:rPr>
+                <w:rFonts w:ascii="Arial Nova Cond" w:hAnsi="Arial Nova Cond" w:cs="Times New Roman"/>
+                <w:b/>
+                <w:bCs/>
+                <w:color w:val="000000" w:themeColor="text1"/>
+                <w:sz w:val="20"/>
+                <w:szCs w:val="20"/>
+              </w:rPr>
+              <w:t>.</w:t>
+            </w:r>
+          </w:p>
+        </w:tc>
+        <w:tc>
+          <w:tcPr>
+            <w:tcW w:w="2693" w:type="dxa"/>
             <w:shd w:val="clear" w:color="auto" w:fill="C1F0C7" w:themeFill="accent3" w:themeFillTint="33"/>
             <w:vAlign w:val="center"/>
           </w:tcPr>
@@ -11386,9 +11374,21 @@
                 <w:sz w:val="20"/>
                 <w:szCs w:val="20"/>
               </w:rPr>
-              <w:t>TÍTULO DE LA UNIDAD DID</w:t>
-            </w:r>
-            <w:r>
+              <w:t>CAMPO TEMATICO</w:t>
+            </w:r>
+          </w:p>
+        </w:tc>
+        <w:tc>
+          <w:tcPr>
+            <w:tcW w:w="1560" w:type="dxa"/>
+            <w:shd w:val="clear" w:color="auto" w:fill="C1F0C7" w:themeFill="accent3" w:themeFillTint="33"/>
+            <w:vAlign w:val="center"/>
+          </w:tcPr>
+          <w:p>
+            <w:pPr>
+              <w:pStyle w:val="Prrafodelista"/>
+              <w:ind w:left="0"/>
+              <w:jc w:val="center"/>
               <w:rPr>
                 <w:rFonts w:ascii="Arial Nova Cond" w:hAnsi="Arial Nova Cond" w:cs="Times New Roman"/>
                 <w:b/>
@@ -11397,8 +11397,7 @@
                 <w:sz w:val="20"/>
                 <w:szCs w:val="20"/>
               </w:rPr>
-              <w:t>Á</w:t>
-            </w:r>
+            </w:pPr>
             <w:r>
               <w:rPr>
                 <w:rFonts w:ascii="Arial Nova Cond" w:hAnsi="Arial Nova Cond" w:cs="Times New Roman"/>
@@ -11408,57 +11407,13 @@
                 <w:sz w:val="20"/>
                 <w:szCs w:val="20"/>
               </w:rPr>
-              <w:t>CTICA</w:t>
-            </w:r>
-            <w:r>
-              <w:rPr>
-                <w:rFonts w:ascii="Arial Nova Cond" w:hAnsi="Arial Nova Cond" w:cs="Times New Roman"/>
-                <w:b/>
-                <w:bCs/>
-                <w:color w:val="000000" w:themeColor="text1"/>
-                <w:sz w:val="20"/>
-                <w:szCs w:val="20"/>
-              </w:rPr>
-              <w:t>.</w:t>
-            </w:r>
-          </w:p>
-        </w:tc>
-        <w:tc>
-          <w:tcPr>
-            <w:tcW w:w="1634" w:type="dxa"/>
-            <w:shd w:val="clear" w:color="auto" w:fill="C1F0C7" w:themeFill="accent3" w:themeFillTint="33"/>
-            <w:vAlign w:val="center"/>
-          </w:tcPr>
-          <w:p>
-            <w:pPr>
-              <w:pStyle w:val="Prrafodelista"/>
-              <w:ind w:left="0"/>
-              <w:jc w:val="center"/>
-              <w:rPr>
-                <w:rFonts w:ascii="Arial Nova Cond" w:hAnsi="Arial Nova Cond" w:cs="Times New Roman"/>
-                <w:b/>
-                <w:bCs/>
-                <w:color w:val="000000" w:themeColor="text1"/>
-                <w:sz w:val="20"/>
-                <w:szCs w:val="20"/>
-              </w:rPr>
-            </w:pPr>
-            <w:r>
-              <w:rPr>
-                <w:rFonts w:ascii="Arial Nova Cond" w:hAnsi="Arial Nova Cond" w:cs="Times New Roman"/>
-                <w:b/>
-                <w:bCs/>
-                <w:color w:val="000000" w:themeColor="text1"/>
-                <w:sz w:val="20"/>
-                <w:szCs w:val="20"/>
-              </w:rPr>
               <w:t>COMPETENCIAS</w:t>
             </w:r>
           </w:p>
         </w:tc>
         <w:tc>
           <w:tcPr>
-            <w:tcW w:w="1337" w:type="dxa"/>
+            <w:tcW w:w="1399" w:type="dxa"/>
             <w:shd w:val="clear" w:color="auto" w:fill="C1F0C7" w:themeFill="accent3" w:themeFillTint="33"/>
             <w:vAlign w:val="center"/>
           </w:tcPr>
@@ -11497,7 +11452,7 @@
         </w:trPr>
         <w:tc>
           <w:tcPr>
-            <w:tcW w:w="875" w:type="dxa"/>
+            <w:tcW w:w="818" w:type="dxa"/>
             <w:vMerge w:val="restart"/>
             <w:vAlign w:val="center"/>
           </w:tcPr>
@@ -11536,7 +11491,7 @@
         </w:tc>
         <w:tc>
           <w:tcPr>
-            <w:tcW w:w="1095" w:type="dxa"/>
+            <w:tcW w:w="1018" w:type="dxa"/>
             <w:vAlign w:val="center"/>
           </w:tcPr>
           <w:p>
@@ -11574,7 +11529,7 @@
         </w:tc>
         <w:tc>
           <w:tcPr>
-            <w:tcW w:w="1726" w:type="dxa"/>
+            <w:tcW w:w="5379" w:type="dxa"/>
             <w:vAlign w:val="center"/>
           </w:tcPr>
           <w:p>
@@ -11602,47 +11557,13 @@
                 <w:szCs w:val="20"/>
                 <w:lang w:val="es-ES_tradnl"/>
               </w:rPr>
-              <w:t>{{problemapotencialidad0}}</w:t>
-            </w:r>
-          </w:p>
-        </w:tc>
-        <w:tc>
-          <w:tcPr>
-            <w:tcW w:w="6169" w:type="dxa"/>
-            <w:vAlign w:val="center"/>
-          </w:tcPr>
-          <w:p>
-            <w:pPr>
-              <w:pStyle w:val="Prrafodelista"/>
-              <w:tabs>
-                <w:tab w:val="left" w:pos="0"/>
-                <w:tab w:val="left" w:pos="142"/>
-                <w:tab w:val="left" w:pos="284"/>
-              </w:tabs>
-              <w:spacing w:line="276" w:lineRule="auto"/>
-              <w:ind w:left="0"/>
-              <w:jc w:val="both"/>
-              <w:rPr>
-                <w:rFonts w:ascii="Arial Nova Cond" w:eastAsia="Calibri" w:hAnsi="Arial Nova Cond" w:cs="Times New Roman"/>
-                <w:sz w:val="20"/>
-                <w:szCs w:val="20"/>
-                <w:lang w:val="es-ES_tradnl"/>
-              </w:rPr>
-            </w:pPr>
-            <w:r>
-              <w:rPr>
-                <w:rFonts w:ascii="Arial Nova Cond" w:eastAsia="Calibri" w:hAnsi="Arial Nova Cond" w:cs="Times New Roman"/>
-                <w:sz w:val="20"/>
-                <w:szCs w:val="20"/>
-                <w:lang w:val="es-ES_tradnl"/>
-              </w:rPr>
               <w:t>{{situacionsignificativa0}}</w:t>
             </w:r>
           </w:p>
         </w:tc>
         <w:tc>
           <w:tcPr>
-            <w:tcW w:w="2015" w:type="dxa"/>
+            <w:tcW w:w="1984" w:type="dxa"/>
             <w:vAlign w:val="center"/>
           </w:tcPr>
           <w:p>
@@ -11673,7 +11594,7 @@
         </w:tc>
         <w:tc>
           <w:tcPr>
-            <w:tcW w:w="1634" w:type="dxa"/>
+            <w:tcW w:w="2693" w:type="dxa"/>
             <w:vAlign w:val="center"/>
           </w:tcPr>
           <w:p>
@@ -11698,13 +11619,13 @@
                 <w:sz w:val="20"/>
                 <w:szCs w:val="20"/>
               </w:rPr>
-              <w:t>{{competencias0}}</w:t>
-            </w:r>
-          </w:p>
-        </w:tc>
-        <w:tc>
-          <w:tcPr>
-            <w:tcW w:w="1337" w:type="dxa"/>
+              <w:t>{{campotematico0}}</w:t>
+            </w:r>
+          </w:p>
+        </w:tc>
+        <w:tc>
+          <w:tcPr>
+            <w:tcW w:w="1560" w:type="dxa"/>
             <w:vAlign w:val="center"/>
           </w:tcPr>
           <w:p>
@@ -11712,7 +11633,38 @@
               <w:autoSpaceDE w:val="0"/>
               <w:autoSpaceDN w:val="0"/>
               <w:adjustRightInd w:val="0"/>
-              <w:jc w:val="center"/>
+              <w:jc w:val="both"/>
+              <w:rPr>
+                <w:rFonts w:ascii="Arial Nova Cond" w:hAnsi="Arial Nova Cond" w:cs="Arial"/>
+                <w:color w:val="000000"/>
+                <w:kern w:val="0"/>
+                <w:sz w:val="20"/>
+                <w:szCs w:val="20"/>
+              </w:rPr>
+            </w:pPr>
+            <w:r>
+              <w:rPr>
+                <w:rFonts w:ascii="Arial Nova Cond" w:hAnsi="Arial Nova Cond" w:cs="Arial"/>
+                <w:color w:val="000000"/>
+                <w:kern w:val="0"/>
+                <w:sz w:val="20"/>
+                <w:szCs w:val="20"/>
+              </w:rPr>
+              <w:t>{{competencias0}}</w:t>
+            </w:r>
+          </w:p>
+        </w:tc>
+        <w:tc>
+          <w:tcPr>
+            <w:tcW w:w="1399" w:type="dxa"/>
+            <w:vAlign w:val="center"/>
+          </w:tcPr>
+          <w:p>
+            <w:pPr>
+              <w:autoSpaceDE w:val="0"/>
+              <w:autoSpaceDN w:val="0"/>
+              <w:adjustRightInd w:val="0"/>
+              <w:jc w:val="both"/>
               <w:rPr>
                 <w:rFonts w:ascii="Arial Nova Cond" w:hAnsi="Arial Nova Cond" w:cs="Arial"/>
                 <w:color w:val="000000"/>
@@ -11741,7 +11693,7 @@
         </w:trPr>
         <w:tc>
           <w:tcPr>
-            <w:tcW w:w="875" w:type="dxa"/>
+            <w:tcW w:w="818" w:type="dxa"/>
             <w:vMerge/>
             <w:vAlign w:val="center"/>
           </w:tcPr>
@@ -11769,7 +11721,7 @@
         </w:tc>
         <w:tc>
           <w:tcPr>
-            <w:tcW w:w="1095" w:type="dxa"/>
+            <w:tcW w:w="1018" w:type="dxa"/>
             <w:vAlign w:val="center"/>
           </w:tcPr>
           <w:p>
@@ -11807,33 +11759,7 @@
         </w:tc>
         <w:tc>
           <w:tcPr>
-            <w:tcW w:w="1726" w:type="dxa"/>
-            <w:vAlign w:val="center"/>
-          </w:tcPr>
-          <w:p>
-            <w:pPr>
-              <w:pStyle w:val="NormalWeb"/>
-              <w:jc w:val="both"/>
-              <w:rPr>
-                <w:rFonts w:ascii="Arial Nova Cond" w:hAnsi="Arial Nova Cond"/>
-                <w:sz w:val="20"/>
-                <w:szCs w:val="20"/>
-              </w:rPr>
-            </w:pPr>
-            <w:r>
-              <w:rPr>
-                <w:rFonts w:ascii="Arial Nova Cond" w:eastAsia="Calibri" w:hAnsi="Arial Nova Cond"/>
-                <w:sz w:val="20"/>
-                <w:szCs w:val="20"/>
-                <w:lang w:val="es-ES_tradnl"/>
-              </w:rPr>
-              <w:t>{{problemapotencialidad1}}</w:t>
-            </w:r>
-          </w:p>
-        </w:tc>
-        <w:tc>
-          <w:tcPr>
-            <w:tcW w:w="6169" w:type="dxa"/>
+            <w:tcW w:w="5379" w:type="dxa"/>
             <w:vAlign w:val="center"/>
           </w:tcPr>
           <w:p>
@@ -11863,11 +11789,20 @@
               </w:rPr>
               <w:t>{{situacionsignificativa1}}</w:t>
             </w:r>
-          </w:p>
-        </w:tc>
-        <w:tc>
-          <w:tcPr>
-            <w:tcW w:w="2015" w:type="dxa"/>
+            <w:r>
+              <w:rPr>
+                <w:rFonts w:ascii="Arial Nova Cond" w:eastAsia="Calibri" w:hAnsi="Arial Nova Cond" w:cs="Times New Roman"/>
+                <w:sz w:val="20"/>
+                <w:szCs w:val="20"/>
+                <w:lang w:val="es-ES_tradnl"/>
+              </w:rPr>
+              <w:t xml:space="preserve"> </w:t>
+            </w:r>
+          </w:p>
+        </w:tc>
+        <w:tc>
+          <w:tcPr>
+            <w:tcW w:w="1984" w:type="dxa"/>
             <w:vAlign w:val="center"/>
           </w:tcPr>
           <w:p>
@@ -11898,7 +11833,7 @@
         </w:tc>
         <w:tc>
           <w:tcPr>
-            <w:tcW w:w="1634" w:type="dxa"/>
+            <w:tcW w:w="2693" w:type="dxa"/>
             <w:vAlign w:val="center"/>
           </w:tcPr>
           <w:p>
@@ -11923,13 +11858,13 @@
                 <w:sz w:val="20"/>
                 <w:szCs w:val="20"/>
               </w:rPr>
-              <w:t>{{competencias1}}</w:t>
-            </w:r>
-          </w:p>
-        </w:tc>
-        <w:tc>
-          <w:tcPr>
-            <w:tcW w:w="1337" w:type="dxa"/>
+              <w:t>{{campotematico1}}</w:t>
+            </w:r>
+          </w:p>
+        </w:tc>
+        <w:tc>
+          <w:tcPr>
+            <w:tcW w:w="1560" w:type="dxa"/>
             <w:vAlign w:val="center"/>
           </w:tcPr>
           <w:p>
@@ -11937,7 +11872,48 @@
               <w:autoSpaceDE w:val="0"/>
               <w:autoSpaceDN w:val="0"/>
               <w:adjustRightInd w:val="0"/>
-              <w:jc w:val="center"/>
+              <w:jc w:val="both"/>
+              <w:rPr>
+                <w:rFonts w:ascii="Arial Nova Cond" w:hAnsi="Arial Nova Cond" w:cs="Arial"/>
+                <w:color w:val="000000"/>
+                <w:kern w:val="0"/>
+                <w:sz w:val="20"/>
+                <w:szCs w:val="20"/>
+              </w:rPr>
+            </w:pPr>
+            <w:r>
+              <w:rPr>
+                <w:rFonts w:ascii="Arial Nova Cond" w:hAnsi="Arial Nova Cond" w:cs="Arial"/>
+                <w:color w:val="000000"/>
+                <w:kern w:val="0"/>
+                <w:sz w:val="20"/>
+                <w:szCs w:val="20"/>
+              </w:rPr>
+              <w:t>{{competencias1}}</w:t>
+            </w:r>
+            <w:r>
+              <w:rPr>
+                <w:rFonts w:ascii="Arial Nova Cond" w:hAnsi="Arial Nova Cond" w:cs="Arial"/>
+                <w:color w:val="000000"/>
+                <w:kern w:val="0"/>
+                <w:sz w:val="20"/>
+                <w:szCs w:val="20"/>
+              </w:rPr>
+              <w:t xml:space="preserve"> </w:t>
+            </w:r>
+          </w:p>
+        </w:tc>
+        <w:tc>
+          <w:tcPr>
+            <w:tcW w:w="1399" w:type="dxa"/>
+            <w:vAlign w:val="center"/>
+          </w:tcPr>
+          <w:p>
+            <w:pPr>
+              <w:autoSpaceDE w:val="0"/>
+              <w:autoSpaceDN w:val="0"/>
+              <w:adjustRightInd w:val="0"/>
+              <w:jc w:val="both"/>
               <w:rPr>
                 <w:rFonts w:ascii="Arial Nova Cond" w:hAnsi="Arial Nova Cond" w:cs="Arial"/>
                 <w:color w:val="000000"/>
@@ -11966,7 +11942,7 @@
         </w:trPr>
         <w:tc>
           <w:tcPr>
-            <w:tcW w:w="875" w:type="dxa"/>
+            <w:tcW w:w="818" w:type="dxa"/>
             <w:vMerge/>
             <w:vAlign w:val="center"/>
           </w:tcPr>
@@ -11994,7 +11970,7 @@
         </w:tc>
         <w:tc>
           <w:tcPr>
-            <w:tcW w:w="1095" w:type="dxa"/>
+            <w:tcW w:w="1018" w:type="dxa"/>
             <w:vAlign w:val="center"/>
           </w:tcPr>
           <w:p>
@@ -12032,33 +12008,7 @@
         </w:tc>
         <w:tc>
           <w:tcPr>
-            <w:tcW w:w="1726" w:type="dxa"/>
-            <w:vAlign w:val="center"/>
-          </w:tcPr>
-          <w:p>
-            <w:pPr>
-              <w:pStyle w:val="NormalWeb"/>
-              <w:jc w:val="both"/>
-              <w:rPr>
-                <w:rFonts w:ascii="Arial Nova Cond" w:eastAsia="Calibri" w:hAnsi="Arial Nova Cond"/>
-                <w:sz w:val="20"/>
-                <w:szCs w:val="20"/>
-              </w:rPr>
-            </w:pPr>
-            <w:r>
-              <w:rPr>
-                <w:rFonts w:ascii="Arial Nova Cond" w:eastAsia="Calibri" w:hAnsi="Arial Nova Cond"/>
-                <w:sz w:val="20"/>
-                <w:szCs w:val="20"/>
-                <w:lang w:val="es-ES_tradnl"/>
-              </w:rPr>
-              <w:t>{{problemapotencialidad2}}</w:t>
-            </w:r>
-          </w:p>
-        </w:tc>
-        <w:tc>
-          <w:tcPr>
-            <w:tcW w:w="6169" w:type="dxa"/>
+            <w:tcW w:w="5379" w:type="dxa"/>
             <w:vAlign w:val="center"/>
           </w:tcPr>
           <w:p>
@@ -12092,7 +12042,7 @@
         </w:tc>
         <w:tc>
           <w:tcPr>
-            <w:tcW w:w="2015" w:type="dxa"/>
+            <w:tcW w:w="1984" w:type="dxa"/>
             <w:vAlign w:val="center"/>
           </w:tcPr>
           <w:p>
@@ -12123,7 +12073,7 @@
         </w:tc>
         <w:tc>
           <w:tcPr>
-            <w:tcW w:w="1634" w:type="dxa"/>
+            <w:tcW w:w="2693" w:type="dxa"/>
             <w:vAlign w:val="center"/>
           </w:tcPr>
           <w:p>
@@ -12148,13 +12098,13 @@
                 <w:sz w:val="20"/>
                 <w:szCs w:val="20"/>
               </w:rPr>
-              <w:t>{{competencias2}}</w:t>
-            </w:r>
-          </w:p>
-        </w:tc>
-        <w:tc>
-          <w:tcPr>
-            <w:tcW w:w="1337" w:type="dxa"/>
+              <w:t>{{campotematico2}}</w:t>
+            </w:r>
+          </w:p>
+        </w:tc>
+        <w:tc>
+          <w:tcPr>
+            <w:tcW w:w="1560" w:type="dxa"/>
             <w:vAlign w:val="center"/>
           </w:tcPr>
           <w:p>
@@ -12162,7 +12112,38 @@
               <w:autoSpaceDE w:val="0"/>
               <w:autoSpaceDN w:val="0"/>
               <w:adjustRightInd w:val="0"/>
-              <w:jc w:val="center"/>
+              <w:jc w:val="both"/>
+              <w:rPr>
+                <w:rFonts w:ascii="Arial Nova Cond" w:hAnsi="Arial Nova Cond" w:cs="Arial"/>
+                <w:color w:val="000000"/>
+                <w:kern w:val="0"/>
+                <w:sz w:val="20"/>
+                <w:szCs w:val="20"/>
+              </w:rPr>
+            </w:pPr>
+            <w:r>
+              <w:rPr>
+                <w:rFonts w:ascii="Arial Nova Cond" w:hAnsi="Arial Nova Cond" w:cs="Arial"/>
+                <w:color w:val="000000"/>
+                <w:kern w:val="0"/>
+                <w:sz w:val="20"/>
+                <w:szCs w:val="20"/>
+              </w:rPr>
+              <w:t>{{competencias2}}</w:t>
+            </w:r>
+          </w:p>
+        </w:tc>
+        <w:tc>
+          <w:tcPr>
+            <w:tcW w:w="1399" w:type="dxa"/>
+            <w:vAlign w:val="center"/>
+          </w:tcPr>
+          <w:p>
+            <w:pPr>
+              <w:autoSpaceDE w:val="0"/>
+              <w:autoSpaceDN w:val="0"/>
+              <w:adjustRightInd w:val="0"/>
+              <w:jc w:val="both"/>
               <w:rPr>
                 <w:rFonts w:ascii="Arial Nova Cond" w:hAnsi="Arial Nova Cond" w:cs="Arial"/>
                 <w:color w:val="000000"/>
@@ -12191,7 +12172,7 @@
         </w:trPr>
         <w:tc>
           <w:tcPr>
-            <w:tcW w:w="875" w:type="dxa"/>
+            <w:tcW w:w="818" w:type="dxa"/>
             <w:vMerge w:val="restart"/>
             <w:vAlign w:val="center"/>
           </w:tcPr>
@@ -12230,7 +12211,7 @@
         </w:tc>
         <w:tc>
           <w:tcPr>
-            <w:tcW w:w="1095" w:type="dxa"/>
+            <w:tcW w:w="1018" w:type="dxa"/>
             <w:vAlign w:val="center"/>
           </w:tcPr>
           <w:p>
@@ -12268,33 +12249,7 @@
         </w:tc>
         <w:tc>
           <w:tcPr>
-            <w:tcW w:w="1726" w:type="dxa"/>
-            <w:vAlign w:val="center"/>
-          </w:tcPr>
-          <w:p>
-            <w:pPr>
-              <w:pStyle w:val="Sinespaciado"/>
-              <w:jc w:val="both"/>
-              <w:rPr>
-                <w:rFonts w:ascii="Arial Nova Cond" w:eastAsia="Times New Roman" w:hAnsi="Arial Nova Cond" w:cs="Times New Roman"/>
-                <w:sz w:val="20"/>
-                <w:szCs w:val="20"/>
-              </w:rPr>
-            </w:pPr>
-            <w:r>
-              <w:rPr>
-                <w:rFonts w:ascii="Arial Nova Cond" w:eastAsia="Calibri" w:hAnsi="Arial Nova Cond" w:cs="Times New Roman"/>
-                <w:sz w:val="20"/>
-                <w:szCs w:val="20"/>
-                <w:lang w:val="es-ES_tradnl"/>
-              </w:rPr>
-              <w:t>{{problemapotencialidad3}}</w:t>
-            </w:r>
-          </w:p>
-        </w:tc>
-        <w:tc>
-          <w:tcPr>
-            <w:tcW w:w="6169" w:type="dxa"/>
+            <w:tcW w:w="5379" w:type="dxa"/>
             <w:vAlign w:val="center"/>
           </w:tcPr>
           <w:p>
@@ -12329,7 +12284,7 @@
         </w:tc>
         <w:tc>
           <w:tcPr>
-            <w:tcW w:w="2015" w:type="dxa"/>
+            <w:tcW w:w="1984" w:type="dxa"/>
             <w:vAlign w:val="center"/>
           </w:tcPr>
           <w:p>
@@ -12360,7 +12315,7 @@
         </w:tc>
         <w:tc>
           <w:tcPr>
-            <w:tcW w:w="1634" w:type="dxa"/>
+            <w:tcW w:w="2693" w:type="dxa"/>
             <w:vAlign w:val="center"/>
           </w:tcPr>
           <w:p>
@@ -12385,13 +12340,13 @@
                 <w:sz w:val="20"/>
                 <w:szCs w:val="20"/>
               </w:rPr>
-              <w:t>{{competencias3}}</w:t>
-            </w:r>
-          </w:p>
-        </w:tc>
-        <w:tc>
-          <w:tcPr>
-            <w:tcW w:w="1337" w:type="dxa"/>
+              <w:t>{{campotematico3}}</w:t>
+            </w:r>
+          </w:p>
+        </w:tc>
+        <w:tc>
+          <w:tcPr>
+            <w:tcW w:w="1560" w:type="dxa"/>
             <w:vAlign w:val="center"/>
           </w:tcPr>
           <w:p>
@@ -12399,7 +12354,38 @@
               <w:autoSpaceDE w:val="0"/>
               <w:autoSpaceDN w:val="0"/>
               <w:adjustRightInd w:val="0"/>
-              <w:jc w:val="center"/>
+              <w:jc w:val="both"/>
+              <w:rPr>
+                <w:rFonts w:ascii="Arial Nova Cond" w:hAnsi="Arial Nova Cond" w:cs="Arial"/>
+                <w:color w:val="000000"/>
+                <w:kern w:val="0"/>
+                <w:sz w:val="20"/>
+                <w:szCs w:val="20"/>
+              </w:rPr>
+            </w:pPr>
+            <w:r>
+              <w:rPr>
+                <w:rFonts w:ascii="Arial Nova Cond" w:hAnsi="Arial Nova Cond" w:cs="Arial"/>
+                <w:color w:val="000000"/>
+                <w:kern w:val="0"/>
+                <w:sz w:val="20"/>
+                <w:szCs w:val="20"/>
+              </w:rPr>
+              <w:t>{{competencias3}}</w:t>
+            </w:r>
+          </w:p>
+        </w:tc>
+        <w:tc>
+          <w:tcPr>
+            <w:tcW w:w="1399" w:type="dxa"/>
+            <w:vAlign w:val="center"/>
+          </w:tcPr>
+          <w:p>
+            <w:pPr>
+              <w:autoSpaceDE w:val="0"/>
+              <w:autoSpaceDN w:val="0"/>
+              <w:adjustRightInd w:val="0"/>
+              <w:jc w:val="both"/>
               <w:rPr>
                 <w:rFonts w:ascii="Arial Nova Cond" w:hAnsi="Arial Nova Cond" w:cs="Arial"/>
                 <w:color w:val="000000"/>
@@ -12428,7 +12414,7 @@
         </w:trPr>
         <w:tc>
           <w:tcPr>
-            <w:tcW w:w="875" w:type="dxa"/>
+            <w:tcW w:w="818" w:type="dxa"/>
             <w:vMerge/>
             <w:vAlign w:val="center"/>
           </w:tcPr>
@@ -12456,7 +12442,7 @@
         </w:tc>
         <w:tc>
           <w:tcPr>
-            <w:tcW w:w="1095" w:type="dxa"/>
+            <w:tcW w:w="1018" w:type="dxa"/>
             <w:vAlign w:val="center"/>
           </w:tcPr>
           <w:p>
@@ -12494,33 +12480,7 @@
         </w:tc>
         <w:tc>
           <w:tcPr>
-            <w:tcW w:w="1726" w:type="dxa"/>
-            <w:vAlign w:val="center"/>
-          </w:tcPr>
-          <w:p>
-            <w:pPr>
-              <w:pStyle w:val="Sinespaciado"/>
-              <w:jc w:val="both"/>
-              <w:rPr>
-                <w:rFonts w:ascii="Arial Nova Cond" w:hAnsi="Arial Nova Cond"/>
-                <w:sz w:val="20"/>
-                <w:szCs w:val="20"/>
-              </w:rPr>
-            </w:pPr>
-            <w:r>
-              <w:rPr>
-                <w:rFonts w:ascii="Arial Nova Cond" w:eastAsia="Calibri" w:hAnsi="Arial Nova Cond" w:cs="Times New Roman"/>
-                <w:sz w:val="20"/>
-                <w:szCs w:val="20"/>
-                <w:lang w:val="es-ES_tradnl"/>
-              </w:rPr>
-              <w:t>{{problemapotencialidad4}}</w:t>
-            </w:r>
-          </w:p>
-        </w:tc>
-        <w:tc>
-          <w:tcPr>
-            <w:tcW w:w="6169" w:type="dxa"/>
+            <w:tcW w:w="5379" w:type="dxa"/>
             <w:vAlign w:val="center"/>
           </w:tcPr>
           <w:p>
@@ -12555,7 +12515,7 @@
         </w:tc>
         <w:tc>
           <w:tcPr>
-            <w:tcW w:w="2015" w:type="dxa"/>
+            <w:tcW w:w="1984" w:type="dxa"/>
             <w:vAlign w:val="center"/>
           </w:tcPr>
           <w:p>
@@ -12586,7 +12546,7 @@
         </w:tc>
         <w:tc>
           <w:tcPr>
-            <w:tcW w:w="1634" w:type="dxa"/>
+            <w:tcW w:w="2693" w:type="dxa"/>
             <w:vAlign w:val="center"/>
           </w:tcPr>
           <w:p>
@@ -12611,13 +12571,13 @@
                 <w:sz w:val="20"/>
                 <w:szCs w:val="20"/>
               </w:rPr>
-              <w:t>{{competencias4}}</w:t>
-            </w:r>
-          </w:p>
-        </w:tc>
-        <w:tc>
-          <w:tcPr>
-            <w:tcW w:w="1337" w:type="dxa"/>
+              <w:t>{{campotematico4}}</w:t>
+            </w:r>
+          </w:p>
+        </w:tc>
+        <w:tc>
+          <w:tcPr>
+            <w:tcW w:w="1560" w:type="dxa"/>
             <w:vAlign w:val="center"/>
           </w:tcPr>
           <w:p>
@@ -12625,7 +12585,38 @@
               <w:autoSpaceDE w:val="0"/>
               <w:autoSpaceDN w:val="0"/>
               <w:adjustRightInd w:val="0"/>
-              <w:jc w:val="center"/>
+              <w:jc w:val="both"/>
+              <w:rPr>
+                <w:rFonts w:ascii="Arial Nova Cond" w:hAnsi="Arial Nova Cond" w:cs="Arial"/>
+                <w:color w:val="000000"/>
+                <w:kern w:val="0"/>
+                <w:sz w:val="20"/>
+                <w:szCs w:val="20"/>
+              </w:rPr>
+            </w:pPr>
+            <w:r>
+              <w:rPr>
+                <w:rFonts w:ascii="Arial Nova Cond" w:hAnsi="Arial Nova Cond" w:cs="Arial"/>
+                <w:color w:val="000000"/>
+                <w:kern w:val="0"/>
+                <w:sz w:val="20"/>
+                <w:szCs w:val="20"/>
+              </w:rPr>
+              <w:t>{{competencias4}}</w:t>
+            </w:r>
+          </w:p>
+        </w:tc>
+        <w:tc>
+          <w:tcPr>
+            <w:tcW w:w="1399" w:type="dxa"/>
+            <w:vAlign w:val="center"/>
+          </w:tcPr>
+          <w:p>
+            <w:pPr>
+              <w:autoSpaceDE w:val="0"/>
+              <w:autoSpaceDN w:val="0"/>
+              <w:adjustRightInd w:val="0"/>
+              <w:jc w:val="both"/>
               <w:rPr>
                 <w:rFonts w:ascii="Arial Nova Cond" w:hAnsi="Arial Nova Cond" w:cs="Arial"/>
                 <w:color w:val="000000"/>
@@ -12654,7 +12645,7 @@
         </w:trPr>
         <w:tc>
           <w:tcPr>
-            <w:tcW w:w="875" w:type="dxa"/>
+            <w:tcW w:w="818" w:type="dxa"/>
             <w:vMerge w:val="restart"/>
             <w:vAlign w:val="center"/>
           </w:tcPr>
@@ -12693,7 +12684,7 @@
         </w:tc>
         <w:tc>
           <w:tcPr>
-            <w:tcW w:w="1095" w:type="dxa"/>
+            <w:tcW w:w="1018" w:type="dxa"/>
             <w:vAlign w:val="center"/>
           </w:tcPr>
           <w:p>
@@ -12731,34 +12722,7 @@
         </w:tc>
         <w:tc>
           <w:tcPr>
-            <w:tcW w:w="1726" w:type="dxa"/>
-            <w:vAlign w:val="center"/>
-          </w:tcPr>
-          <w:p>
-            <w:pPr>
-              <w:pStyle w:val="Sinespaciado"/>
-              <w:jc w:val="both"/>
-              <w:rPr>
-                <w:rFonts w:ascii="Arial Nova Cond" w:hAnsi="Arial Nova Cond"/>
-                <w:color w:val="000000" w:themeColor="text1"/>
-                <w:sz w:val="20"/>
-                <w:szCs w:val="20"/>
-              </w:rPr>
-            </w:pPr>
-            <w:r>
-              <w:rPr>
-                <w:rFonts w:ascii="Arial Nova Cond" w:eastAsia="Calibri" w:hAnsi="Arial Nova Cond" w:cs="Times New Roman"/>
-                <w:sz w:val="20"/>
-                <w:szCs w:val="20"/>
-                <w:lang w:val="es-ES_tradnl"/>
-              </w:rPr>
-              <w:t>{{problemapotencialidad5}}</w:t>
-            </w:r>
-          </w:p>
-        </w:tc>
-        <w:tc>
-          <w:tcPr>
-            <w:tcW w:w="6169" w:type="dxa"/>
+            <w:tcW w:w="5379" w:type="dxa"/>
             <w:vAlign w:val="center"/>
           </w:tcPr>
           <w:p>
@@ -12787,13 +12751,13 @@
                 <w:szCs w:val="20"/>
                 <w:lang w:val="es-ES_tradnl"/>
               </w:rPr>
-              <w:t>{{situacionsignificativa5}}</w:t>
-            </w:r>
-          </w:p>
-        </w:tc>
-        <w:tc>
-          <w:tcPr>
-            <w:tcW w:w="2015" w:type="dxa"/>
+              <w:t xml:space="preserve">{{situacionsignificativa5}} </w:t>
+            </w:r>
+          </w:p>
+        </w:tc>
+        <w:tc>
+          <w:tcPr>
+            <w:tcW w:w="1984" w:type="dxa"/>
             <w:vAlign w:val="center"/>
           </w:tcPr>
           <w:p>
@@ -12824,7 +12788,7 @@
         </w:tc>
         <w:tc>
           <w:tcPr>
-            <w:tcW w:w="1634" w:type="dxa"/>
+            <w:tcW w:w="2693" w:type="dxa"/>
             <w:vAlign w:val="center"/>
           </w:tcPr>
           <w:p>
@@ -12849,13 +12813,13 @@
                 <w:sz w:val="20"/>
                 <w:szCs w:val="20"/>
               </w:rPr>
-              <w:t>{{competencias5}}</w:t>
-            </w:r>
-          </w:p>
-        </w:tc>
-        <w:tc>
-          <w:tcPr>
-            <w:tcW w:w="1337" w:type="dxa"/>
+              <w:t>{{campotematico5}}</w:t>
+            </w:r>
+          </w:p>
+        </w:tc>
+        <w:tc>
+          <w:tcPr>
+            <w:tcW w:w="1560" w:type="dxa"/>
             <w:vAlign w:val="center"/>
           </w:tcPr>
           <w:p>
@@ -12863,7 +12827,38 @@
               <w:autoSpaceDE w:val="0"/>
               <w:autoSpaceDN w:val="0"/>
               <w:adjustRightInd w:val="0"/>
-              <w:jc w:val="center"/>
+              <w:jc w:val="both"/>
+              <w:rPr>
+                <w:rFonts w:ascii="Arial Nova Cond" w:hAnsi="Arial Nova Cond" w:cs="Arial"/>
+                <w:color w:val="000000"/>
+                <w:kern w:val="0"/>
+                <w:sz w:val="20"/>
+                <w:szCs w:val="20"/>
+              </w:rPr>
+            </w:pPr>
+            <w:r>
+              <w:rPr>
+                <w:rFonts w:ascii="Arial Nova Cond" w:hAnsi="Arial Nova Cond" w:cs="Arial"/>
+                <w:color w:val="000000"/>
+                <w:kern w:val="0"/>
+                <w:sz w:val="20"/>
+                <w:szCs w:val="20"/>
+              </w:rPr>
+              <w:t>{{competencias5}}</w:t>
+            </w:r>
+          </w:p>
+        </w:tc>
+        <w:tc>
+          <w:tcPr>
+            <w:tcW w:w="1399" w:type="dxa"/>
+            <w:vAlign w:val="center"/>
+          </w:tcPr>
+          <w:p>
+            <w:pPr>
+              <w:autoSpaceDE w:val="0"/>
+              <w:autoSpaceDN w:val="0"/>
+              <w:adjustRightInd w:val="0"/>
+              <w:jc w:val="both"/>
               <w:rPr>
                 <w:rFonts w:ascii="Arial Nova Cond" w:hAnsi="Arial Nova Cond" w:cs="Arial"/>
                 <w:color w:val="000000"/>
@@ -12892,7 +12887,7 @@
         </w:trPr>
         <w:tc>
           <w:tcPr>
-            <w:tcW w:w="875" w:type="dxa"/>
+            <w:tcW w:w="818" w:type="dxa"/>
             <w:vMerge/>
             <w:vAlign w:val="center"/>
           </w:tcPr>
@@ -12920,7 +12915,7 @@
         </w:tc>
         <w:tc>
           <w:tcPr>
-            <w:tcW w:w="1095" w:type="dxa"/>
+            <w:tcW w:w="1018" w:type="dxa"/>
             <w:vAlign w:val="center"/>
           </w:tcPr>
           <w:p>
@@ -12958,33 +12953,7 @@
         </w:tc>
         <w:tc>
           <w:tcPr>
-            <w:tcW w:w="1726" w:type="dxa"/>
-            <w:vAlign w:val="center"/>
-          </w:tcPr>
-          <w:p>
-            <w:pPr>
-              <w:pStyle w:val="Sinespaciado"/>
-              <w:jc w:val="both"/>
-              <w:rPr>
-                <w:rFonts w:ascii="Arial Nova Cond" w:hAnsi="Arial Nova Cond"/>
-                <w:sz w:val="20"/>
-                <w:szCs w:val="20"/>
-              </w:rPr>
-            </w:pPr>
-            <w:r>
-              <w:rPr>
-                <w:rFonts w:ascii="Arial Nova Cond" w:eastAsia="Calibri" w:hAnsi="Arial Nova Cond" w:cs="Times New Roman"/>
-                <w:sz w:val="20"/>
-                <w:szCs w:val="20"/>
-                <w:lang w:val="es-ES_tradnl"/>
-              </w:rPr>
-              <w:t>{{problemapotencialidad6}}</w:t>
-            </w:r>
-          </w:p>
-        </w:tc>
-        <w:tc>
-          <w:tcPr>
-            <w:tcW w:w="6169" w:type="dxa"/>
+            <w:tcW w:w="5379" w:type="dxa"/>
             <w:vAlign w:val="center"/>
           </w:tcPr>
           <w:p>
@@ -13018,7 +12987,7 @@
         </w:tc>
         <w:tc>
           <w:tcPr>
-            <w:tcW w:w="2015" w:type="dxa"/>
+            <w:tcW w:w="1984" w:type="dxa"/>
             <w:vAlign w:val="center"/>
           </w:tcPr>
           <w:p>
@@ -13049,7 +13018,7 @@
         </w:tc>
         <w:tc>
           <w:tcPr>
-            <w:tcW w:w="1634" w:type="dxa"/>
+            <w:tcW w:w="2693" w:type="dxa"/>
             <w:vAlign w:val="center"/>
           </w:tcPr>
           <w:p>
@@ -13074,13 +13043,13 @@
                 <w:sz w:val="20"/>
                 <w:szCs w:val="20"/>
               </w:rPr>
-              <w:t>{{competencias6}}</w:t>
-            </w:r>
-          </w:p>
-        </w:tc>
-        <w:tc>
-          <w:tcPr>
-            <w:tcW w:w="1337" w:type="dxa"/>
+              <w:t>{{campotematico6}}</w:t>
+            </w:r>
+          </w:p>
+        </w:tc>
+        <w:tc>
+          <w:tcPr>
+            <w:tcW w:w="1560" w:type="dxa"/>
             <w:vAlign w:val="center"/>
           </w:tcPr>
           <w:p>
@@ -13088,7 +13057,38 @@
               <w:autoSpaceDE w:val="0"/>
               <w:autoSpaceDN w:val="0"/>
               <w:adjustRightInd w:val="0"/>
-              <w:jc w:val="center"/>
+              <w:jc w:val="both"/>
+              <w:rPr>
+                <w:rFonts w:ascii="Arial Nova Cond" w:hAnsi="Arial Nova Cond" w:cs="Arial"/>
+                <w:color w:val="000000"/>
+                <w:kern w:val="0"/>
+                <w:sz w:val="20"/>
+                <w:szCs w:val="20"/>
+              </w:rPr>
+            </w:pPr>
+            <w:r>
+              <w:rPr>
+                <w:rFonts w:ascii="Arial Nova Cond" w:hAnsi="Arial Nova Cond" w:cs="Arial"/>
+                <w:color w:val="000000"/>
+                <w:kern w:val="0"/>
+                <w:sz w:val="20"/>
+                <w:szCs w:val="20"/>
+              </w:rPr>
+              <w:t>{{competencias6}}</w:t>
+            </w:r>
+          </w:p>
+        </w:tc>
+        <w:tc>
+          <w:tcPr>
+            <w:tcW w:w="1399" w:type="dxa"/>
+            <w:vAlign w:val="center"/>
+          </w:tcPr>
+          <w:p>
+            <w:pPr>
+              <w:autoSpaceDE w:val="0"/>
+              <w:autoSpaceDN w:val="0"/>
+              <w:adjustRightInd w:val="0"/>
+              <w:jc w:val="both"/>
               <w:rPr>
                 <w:rFonts w:ascii="Arial Nova Cond" w:hAnsi="Arial Nova Cond" w:cs="Arial"/>
                 <w:color w:val="000000"/>
@@ -13117,7 +13117,7 @@
         </w:trPr>
         <w:tc>
           <w:tcPr>
-            <w:tcW w:w="875" w:type="dxa"/>
+            <w:tcW w:w="818" w:type="dxa"/>
             <w:vMerge w:val="restart"/>
             <w:vAlign w:val="center"/>
           </w:tcPr>
@@ -13156,7 +13156,7 @@
         </w:tc>
         <w:tc>
           <w:tcPr>
-            <w:tcW w:w="1095" w:type="dxa"/>
+            <w:tcW w:w="1018" w:type="dxa"/>
             <w:vAlign w:val="center"/>
           </w:tcPr>
           <w:p>
@@ -13194,7 +13194,7 @@
         </w:tc>
         <w:tc>
           <w:tcPr>
-            <w:tcW w:w="1726" w:type="dxa"/>
+            <w:tcW w:w="5379" w:type="dxa"/>
             <w:vAlign w:val="center"/>
           </w:tcPr>
           <w:p>
@@ -13207,62 +13207,28 @@
               </w:tabs>
               <w:spacing w:line="276" w:lineRule="auto"/>
               <w:ind w:left="0"/>
+              <w:jc w:val="both"/>
+              <w:rPr>
+                <w:rFonts w:ascii="Arial Nova Cond" w:hAnsi="Arial Nova Cond"/>
+                <w:color w:val="000000" w:themeColor="text1"/>
+                <w:sz w:val="20"/>
+                <w:szCs w:val="20"/>
+              </w:rPr>
+            </w:pPr>
+            <w:r>
               <w:rPr>
                 <w:rFonts w:ascii="Arial Nova Cond" w:eastAsia="Calibri" w:hAnsi="Arial Nova Cond" w:cs="Times New Roman"/>
-                <w:color w:val="000000" w:themeColor="text1"/>
                 <w:sz w:val="20"/>
                 <w:szCs w:val="20"/>
                 <w:lang w:val="es-ES_tradnl"/>
               </w:rPr>
-            </w:pPr>
-            <w:r>
-              <w:rPr>
-                <w:rFonts w:ascii="Arial Nova Cond" w:eastAsia="Calibri" w:hAnsi="Arial Nova Cond" w:cs="Times New Roman"/>
-                <w:sz w:val="20"/>
-                <w:szCs w:val="20"/>
-                <w:lang w:val="es-ES_tradnl"/>
-              </w:rPr>
-              <w:t>{{problemapotencialidad7}}</w:t>
-            </w:r>
-          </w:p>
-        </w:tc>
-        <w:tc>
-          <w:tcPr>
-            <w:tcW w:w="6169" w:type="dxa"/>
-            <w:vAlign w:val="center"/>
-          </w:tcPr>
-          <w:p>
-            <w:pPr>
-              <w:pStyle w:val="Prrafodelista"/>
-              <w:tabs>
-                <w:tab w:val="left" w:pos="0"/>
-                <w:tab w:val="left" w:pos="142"/>
-                <w:tab w:val="left" w:pos="284"/>
-              </w:tabs>
-              <w:spacing w:line="276" w:lineRule="auto"/>
-              <w:ind w:left="0"/>
-              <w:jc w:val="both"/>
-              <w:rPr>
-                <w:rFonts w:ascii="Arial Nova Cond" w:hAnsi="Arial Nova Cond"/>
-                <w:color w:val="000000" w:themeColor="text1"/>
-                <w:sz w:val="20"/>
-                <w:szCs w:val="20"/>
-              </w:rPr>
-            </w:pPr>
-            <w:r>
-              <w:rPr>
-                <w:rFonts w:ascii="Arial Nova Cond" w:eastAsia="Calibri" w:hAnsi="Arial Nova Cond" w:cs="Times New Roman"/>
-                <w:sz w:val="20"/>
-                <w:szCs w:val="20"/>
-                <w:lang w:val="es-ES_tradnl"/>
-              </w:rPr>
               <w:t>{{situacionsignificativa7}}</w:t>
             </w:r>
           </w:p>
         </w:tc>
         <w:tc>
           <w:tcPr>
-            <w:tcW w:w="2015" w:type="dxa"/>
+            <w:tcW w:w="1984" w:type="dxa"/>
             <w:vAlign w:val="center"/>
           </w:tcPr>
           <w:p>
@@ -13293,7 +13259,7 @@
         </w:tc>
         <w:tc>
           <w:tcPr>
-            <w:tcW w:w="1634" w:type="dxa"/>
+            <w:tcW w:w="2693" w:type="dxa"/>
             <w:vAlign w:val="center"/>
           </w:tcPr>
           <w:p>
@@ -13318,13 +13284,13 @@
                 <w:sz w:val="20"/>
                 <w:szCs w:val="20"/>
               </w:rPr>
-              <w:t>{{competencias7}}</w:t>
-            </w:r>
-          </w:p>
-        </w:tc>
-        <w:tc>
-          <w:tcPr>
-            <w:tcW w:w="1337" w:type="dxa"/>
+              <w:t>{{campotematico7}}</w:t>
+            </w:r>
+          </w:p>
+        </w:tc>
+        <w:tc>
+          <w:tcPr>
+            <w:tcW w:w="1560" w:type="dxa"/>
             <w:vAlign w:val="center"/>
           </w:tcPr>
           <w:p>
@@ -13332,7 +13298,38 @@
               <w:autoSpaceDE w:val="0"/>
               <w:autoSpaceDN w:val="0"/>
               <w:adjustRightInd w:val="0"/>
-              <w:jc w:val="center"/>
+              <w:jc w:val="both"/>
+              <w:rPr>
+                <w:rFonts w:ascii="Arial Nova Cond" w:hAnsi="Arial Nova Cond" w:cs="Arial"/>
+                <w:color w:val="000000"/>
+                <w:kern w:val="0"/>
+                <w:sz w:val="20"/>
+                <w:szCs w:val="20"/>
+              </w:rPr>
+            </w:pPr>
+            <w:r>
+              <w:rPr>
+                <w:rFonts w:ascii="Arial Nova Cond" w:hAnsi="Arial Nova Cond" w:cs="Arial"/>
+                <w:color w:val="000000"/>
+                <w:kern w:val="0"/>
+                <w:sz w:val="20"/>
+                <w:szCs w:val="20"/>
+              </w:rPr>
+              <w:t>{{competencias7}}</w:t>
+            </w:r>
+          </w:p>
+        </w:tc>
+        <w:tc>
+          <w:tcPr>
+            <w:tcW w:w="1399" w:type="dxa"/>
+            <w:vAlign w:val="center"/>
+          </w:tcPr>
+          <w:p>
+            <w:pPr>
+              <w:autoSpaceDE w:val="0"/>
+              <w:autoSpaceDN w:val="0"/>
+              <w:adjustRightInd w:val="0"/>
+              <w:jc w:val="both"/>
               <w:rPr>
                 <w:rFonts w:ascii="Arial Nova Cond" w:hAnsi="Arial Nova Cond" w:cs="Arial"/>
                 <w:color w:val="000000"/>
@@ -13361,7 +13358,7 @@
         </w:trPr>
         <w:tc>
           <w:tcPr>
-            <w:tcW w:w="875" w:type="dxa"/>
+            <w:tcW w:w="818" w:type="dxa"/>
             <w:vMerge/>
             <w:vAlign w:val="center"/>
           </w:tcPr>
@@ -13389,7 +13386,7 @@
         </w:tc>
         <w:tc>
           <w:tcPr>
-            <w:tcW w:w="1095" w:type="dxa"/>
+            <w:tcW w:w="1018" w:type="dxa"/>
             <w:vAlign w:val="center"/>
           </w:tcPr>
           <w:p>
@@ -13427,7 +13424,7 @@
         </w:tc>
         <w:tc>
           <w:tcPr>
-            <w:tcW w:w="1726" w:type="dxa"/>
+            <w:tcW w:w="5379" w:type="dxa"/>
             <w:vAlign w:val="center"/>
           </w:tcPr>
           <w:p>
@@ -13440,6 +13437,7 @@
               </w:tabs>
               <w:spacing w:line="276" w:lineRule="auto"/>
               <w:ind w:left="0"/>
+              <w:jc w:val="both"/>
               <w:rPr>
                 <w:rFonts w:ascii="Arial Nova Cond" w:eastAsia="Calibri" w:hAnsi="Arial Nova Cond" w:cs="Times New Roman"/>
                 <w:color w:val="000000" w:themeColor="text1"/>
@@ -13455,48 +13453,13 @@
                 <w:szCs w:val="20"/>
                 <w:lang w:val="es-ES_tradnl"/>
               </w:rPr>
-              <w:t>{{problemapotencialidad8}}</w:t>
-            </w:r>
-          </w:p>
-        </w:tc>
-        <w:tc>
-          <w:tcPr>
-            <w:tcW w:w="6169" w:type="dxa"/>
-            <w:vAlign w:val="center"/>
-          </w:tcPr>
-          <w:p>
-            <w:pPr>
-              <w:pStyle w:val="Prrafodelista"/>
-              <w:tabs>
-                <w:tab w:val="left" w:pos="0"/>
-                <w:tab w:val="left" w:pos="142"/>
-                <w:tab w:val="left" w:pos="284"/>
-              </w:tabs>
-              <w:spacing w:line="276" w:lineRule="auto"/>
-              <w:ind w:left="0"/>
-              <w:jc w:val="both"/>
-              <w:rPr>
-                <w:rFonts w:ascii="Arial Nova Cond" w:eastAsia="Calibri" w:hAnsi="Arial Nova Cond" w:cs="Times New Roman"/>
-                <w:color w:val="000000" w:themeColor="text1"/>
-                <w:sz w:val="20"/>
-                <w:szCs w:val="20"/>
-                <w:lang w:val="es-ES_tradnl"/>
-              </w:rPr>
-            </w:pPr>
-            <w:r>
-              <w:rPr>
-                <w:rFonts w:ascii="Arial Nova Cond" w:eastAsia="Calibri" w:hAnsi="Arial Nova Cond" w:cs="Times New Roman"/>
-                <w:sz w:val="20"/>
-                <w:szCs w:val="20"/>
-                <w:lang w:val="es-ES_tradnl"/>
-              </w:rPr>
               <w:t>{{situacionsignificativa8}}</w:t>
             </w:r>
           </w:p>
         </w:tc>
         <w:tc>
           <w:tcPr>
-            <w:tcW w:w="2015" w:type="dxa"/>
+            <w:tcW w:w="1984" w:type="dxa"/>
             <w:vAlign w:val="center"/>
           </w:tcPr>
           <w:p>
@@ -13526,7 +13489,7 @@
         </w:tc>
         <w:tc>
           <w:tcPr>
-            <w:tcW w:w="1634" w:type="dxa"/>
+            <w:tcW w:w="2693" w:type="dxa"/>
             <w:vAlign w:val="center"/>
           </w:tcPr>
           <w:p>
@@ -13551,13 +13514,13 @@
                 <w:sz w:val="20"/>
                 <w:szCs w:val="20"/>
               </w:rPr>
-              <w:t>{{competencias8}}</w:t>
-            </w:r>
-          </w:p>
-        </w:tc>
-        <w:tc>
-          <w:tcPr>
-            <w:tcW w:w="1337" w:type="dxa"/>
+              <w:t>{{campotematico8}}</w:t>
+            </w:r>
+          </w:p>
+        </w:tc>
+        <w:tc>
+          <w:tcPr>
+            <w:tcW w:w="1560" w:type="dxa"/>
             <w:vAlign w:val="center"/>
           </w:tcPr>
           <w:p>
@@ -13565,7 +13528,7 @@
               <w:autoSpaceDE w:val="0"/>
               <w:autoSpaceDN w:val="0"/>
               <w:adjustRightInd w:val="0"/>
-              <w:jc w:val="center"/>
+              <w:jc w:val="both"/>
               <w:rPr>
                 <w:rFonts w:ascii="Arial Nova Cond" w:hAnsi="Arial Nova Cond" w:cs="Arial"/>
                 <w:color w:val="000000"/>
@@ -13582,6 +13545,37 @@
                 <w:sz w:val="20"/>
                 <w:szCs w:val="20"/>
               </w:rPr>
+              <w:t>{{competencias8}}</w:t>
+            </w:r>
+          </w:p>
+        </w:tc>
+        <w:tc>
+          <w:tcPr>
+            <w:tcW w:w="1399" w:type="dxa"/>
+            <w:vAlign w:val="center"/>
+          </w:tcPr>
+          <w:p>
+            <w:pPr>
+              <w:autoSpaceDE w:val="0"/>
+              <w:autoSpaceDN w:val="0"/>
+              <w:adjustRightInd w:val="0"/>
+              <w:jc w:val="both"/>
+              <w:rPr>
+                <w:rFonts w:ascii="Arial Nova Cond" w:hAnsi="Arial Nova Cond" w:cs="Arial"/>
+                <w:color w:val="000000"/>
+                <w:kern w:val="0"/>
+                <w:sz w:val="20"/>
+                <w:szCs w:val="20"/>
+              </w:rPr>
+            </w:pPr>
+            <w:r>
+              <w:rPr>
+                <w:rFonts w:ascii="Arial Nova Cond" w:hAnsi="Arial Nova Cond" w:cs="Arial"/>
+                <w:color w:val="000000"/>
+                <w:kern w:val="0"/>
+                <w:sz w:val="20"/>
+                <w:szCs w:val="20"/>
+              </w:rPr>
               <w:t>{{producto8}}</w:t>
             </w:r>
           </w:p>
@@ -13589,21 +13583,6 @@
       </w:tr>
       <w:bookmarkEnd w:id="1"/>
     </w:tbl>
-    <w:p>
-      <w:pPr>
-        <w:pStyle w:val="Prrafodelista"/>
-        <w:spacing w:after="0" w:line="276" w:lineRule="auto"/>
-        <w:ind w:left="-284" w:right="-455"/>
-        <w:rPr>
-          <w:rFonts w:ascii="Arial Nova Cond Light" w:hAnsi="Arial Nova Cond Light" w:cs="Times New Roman"/>
-          <w:b/>
-          <w:bCs/>
-          <w:color w:val="000000" w:themeColor="text1"/>
-          <w:sz w:val="20"/>
-          <w:szCs w:val="20"/>
-        </w:rPr>
-      </w:pPr>
-    </w:p>
     <w:p>
       <w:pPr>
         <w:pStyle w:val="Prrafodelista"/>
@@ -13662,6 +13641,7 @@
           <w:sz w:val="20"/>
           <w:szCs w:val="20"/>
         </w:rPr>
+        <w:lastRenderedPageBreak/>
         <w:t xml:space="preserve">ORGANIZACIÓN DE LOS PROPÓSITOS DE APRENDIZAJE: </w:t>
       </w:r>
     </w:p>
@@ -25938,25 +25918,7 @@
                 <w:kern w:val="0"/>
                 <w14:ligatures w14:val="none"/>
               </w:rPr>
-              <w:t xml:space="preserve">Minedu (2016). Programa curricular de educación secundaria. Resolución Ministerial </w:t>
-            </w:r>
-            <w:proofErr w:type="spellStart"/>
-            <w:r>
-              <w:rPr>
-                <w:rFonts w:ascii="Arial Nova Cond Light" w:eastAsia="Calibri" w:hAnsi="Arial Nova Cond Light" w:cs="Calibri Light"/>
-                <w:kern w:val="0"/>
-                <w14:ligatures w14:val="none"/>
-              </w:rPr>
-              <w:t>N°</w:t>
-            </w:r>
-            <w:proofErr w:type="spellEnd"/>
-            <w:r>
-              <w:rPr>
-                <w:rFonts w:ascii="Arial Nova Cond Light" w:eastAsia="Calibri" w:hAnsi="Arial Nova Cond Light" w:cs="Calibri Light"/>
-                <w:kern w:val="0"/>
-                <w14:ligatures w14:val="none"/>
-              </w:rPr>
-              <w:t xml:space="preserve"> 649-2016-Minedu. </w:t>
+              <w:t xml:space="preserve">Minedu (2016). Programa curricular de educación secundaria. Resolución Ministerial N° 649-2016-Minedu. </w:t>
             </w:r>
           </w:p>
           <w:p>
@@ -25981,25 +25943,7 @@
                 <w:kern w:val="0"/>
                 <w14:ligatures w14:val="none"/>
               </w:rPr>
-              <w:t xml:space="preserve">Minedu (2016). Currículo Nacional de la educación básica. Resolución Ministerial </w:t>
-            </w:r>
-            <w:proofErr w:type="spellStart"/>
-            <w:r>
-              <w:rPr>
-                <w:rFonts w:ascii="Arial Nova Cond Light" w:eastAsia="Calibri" w:hAnsi="Arial Nova Cond Light" w:cs="Calibri Light"/>
-                <w:kern w:val="0"/>
-                <w14:ligatures w14:val="none"/>
-              </w:rPr>
-              <w:t>N°</w:t>
-            </w:r>
-            <w:proofErr w:type="spellEnd"/>
-            <w:r>
-              <w:rPr>
-                <w:rFonts w:ascii="Arial Nova Cond Light" w:eastAsia="Calibri" w:hAnsi="Arial Nova Cond Light" w:cs="Calibri Light"/>
-                <w:kern w:val="0"/>
-                <w14:ligatures w14:val="none"/>
-              </w:rPr>
-              <w:t xml:space="preserve"> 281-2016-Minedu y su modificatoria. </w:t>
+              <w:t xml:space="preserve">Minedu (2016). Currículo Nacional de la educación básica. Resolución Ministerial N° 281-2016-Minedu y su modificatoria. </w:t>
             </w:r>
           </w:p>
           <w:p>
@@ -26585,7 +26529,7 @@
 </file>
 
 <file path=word/endnotes.xml><?xml version="1.0" encoding="utf-8"?>
-<w:endnotes xmlns:wpc="http://schemas.microsoft.com/office/word/2010/wordprocessingCanvas" xmlns:cx="http://schemas.microsoft.com/office/drawing/2014/chartex" xmlns:cx1="http://schemas.microsoft.com/office/drawing/2015/9/8/chartex" xmlns:cx2="http://schemas.microsoft.com/office/drawing/2015/10/21/chartex" xmlns:cx3="http://schemas.microsoft.com/office/drawing/2016/5/9/chartex" xmlns:cx4="http://schemas.microsoft.com/office/drawing/2016/5/10/chartex" xmlns:cx5="http://schemas.microsoft.com/office/drawing/2016/5/11/chartex" xmlns:cx6="http://schemas.microsoft.com/office/drawing/2016/5/12/chartex" xmlns:cx7="http://schemas.microsoft.com/office/drawing/2016/5/13/chartex" xmlns:cx8="http://schemas.microsoft.com/office/drawing/2016/5/14/chartex" xmlns:mc="http://schemas.openxmlformats.org/markup-compatibility/2006" xmlns:aink="http://schemas.microsoft.com/office/drawing/2016/ink" xmlns:am3d="http://schemas.microsoft.com/office/drawing/2017/model3d" xmlns:o="urn:schemas-microsoft-com:office:office" xmlns:oel="http://schemas.microsoft.com/office/2019/extlst" xmlns:r="http://schemas.openxmlformats.org/officeDocument/2006/relationships" xmlns:m="http://schemas.openxmlformats.org/officeDocument/2006/math" xmlns:v="urn:schemas-microsoft-com:vml" xmlns:wp14="http://schemas.microsoft.com/office/word/2010/wordprocessingDrawing" xmlns:wp="http://schemas.openxmlformats.org/drawingml/2006/wordprocessingDrawing" xmlns:w10="urn:schemas-microsoft-com:office:word" xmlns:w="http://schemas.openxmlformats.org/wordprocessingml/2006/main" xmlns:w14="http://schemas.microsoft.com/office/word/2010/wordml" xmlns:w15="http://schemas.microsoft.com/office/word/2012/wordml" xmlns:w16cex="http://schemas.microsoft.com/office/word/2018/wordml/cex" xmlns:w16cid="http://schemas.microsoft.com/office/word/2016/wordml/cid" xmlns:w16="http://schemas.microsoft.com/office/word/2018/wordml" xmlns:w16du="http://schemas.microsoft.com/office/word/2023/wordml/word16du" xmlns:w16sdtdh="http://schemas.microsoft.com/office/word/2020/wordml/sdtdatahash" xmlns:w16se="http://schemas.microsoft.com/office/word/2015/wordml/symex" xmlns:wpg="http://schemas.microsoft.com/office/word/2010/wordprocessingGroup" xmlns:wpi="http://schemas.microsoft.com/office/word/2010/wordprocessingInk" xmlns:wne="http://schemas.microsoft.com/office/word/2006/wordml" xmlns:wps="http://schemas.microsoft.com/office/word/2010/wordprocessingShape" mc:Ignorable="w14 w15 w16se w16cid w16 w16cex w16sdtdh w16du wp14">
+<w:endnotes xmlns:wpc="http://schemas.microsoft.com/office/word/2010/wordprocessingCanvas" xmlns:cx="http://schemas.microsoft.com/office/drawing/2014/chartex" xmlns:cx1="http://schemas.microsoft.com/office/drawing/2015/9/8/chartex" xmlns:cx2="http://schemas.microsoft.com/office/drawing/2015/10/21/chartex" xmlns:cx3="http://schemas.microsoft.com/office/drawing/2016/5/9/chartex" xmlns:cx4="http://schemas.microsoft.com/office/drawing/2016/5/10/chartex" xmlns:cx5="http://schemas.microsoft.com/office/drawing/2016/5/11/chartex" xmlns:cx6="http://schemas.microsoft.com/office/drawing/2016/5/12/chartex" xmlns:cx7="http://schemas.microsoft.com/office/drawing/2016/5/13/chartex" xmlns:cx8="http://schemas.microsoft.com/office/drawing/2016/5/14/chartex" xmlns:mc="http://schemas.openxmlformats.org/markup-compatibility/2006" xmlns:aink="http://schemas.microsoft.com/office/drawing/2016/ink" xmlns:am3d="http://schemas.microsoft.com/office/drawing/2017/model3d" xmlns:o="urn:schemas-microsoft-com:office:office" xmlns:oel="http://schemas.microsoft.com/office/2019/extlst" xmlns:r="http://schemas.openxmlformats.org/officeDocument/2006/relationships" xmlns:m="http://schemas.openxmlformats.org/officeDocument/2006/math" xmlns:v="urn:schemas-microsoft-com:vml" xmlns:wp14="http://schemas.microsoft.com/office/word/2010/wordprocessingDrawing" xmlns:wp="http://schemas.openxmlformats.org/drawingml/2006/wordprocessingDrawing" xmlns:w10="urn:schemas-microsoft-com:office:word" xmlns:w="http://schemas.openxmlformats.org/wordprocessingml/2006/main" xmlns:w14="http://schemas.microsoft.com/office/word/2010/wordml" xmlns:w15="http://schemas.microsoft.com/office/word/2012/wordml" xmlns:w16cex="http://schemas.microsoft.com/office/word/2018/wordml/cex" xmlns:w16cid="http://schemas.microsoft.com/office/word/2016/wordml/cid" xmlns:w16="http://schemas.microsoft.com/office/word/2018/wordml" xmlns:w16du="http://schemas.microsoft.com/office/word/2023/wordml/word16du" xmlns:w16sdtdh="http://schemas.microsoft.com/office/word/2020/wordml/sdtdatahash" xmlns:w16sdtfl="http://schemas.microsoft.com/office/word/2024/wordml/sdtformatlock" xmlns:w16se="http://schemas.microsoft.com/office/word/2015/wordml/symex" xmlns:wpg="http://schemas.microsoft.com/office/word/2010/wordprocessingGroup" xmlns:wpi="http://schemas.microsoft.com/office/word/2010/wordprocessingInk" xmlns:wne="http://schemas.microsoft.com/office/word/2006/wordml" xmlns:wps="http://schemas.microsoft.com/office/word/2010/wordprocessingShape" mc:Ignorable="w14 w15 w16se w16cid w16 w16cex w16sdtdh w16sdtfl w16du wp14">
   <w:endnote w:type="separator" w:id="-1">
     <w:p>
       <w:pPr>
@@ -26610,7 +26554,7 @@
 </file>
 
 <file path=word/footer1.xml><?xml version="1.0" encoding="utf-8"?>
-<w:ftr xmlns:wpc="http://schemas.microsoft.com/office/word/2010/wordprocessingCanvas" xmlns:cx="http://schemas.microsoft.com/office/drawing/2014/chartex" xmlns:cx1="http://schemas.microsoft.com/office/drawing/2015/9/8/chartex" xmlns:cx2="http://schemas.microsoft.com/office/drawing/2015/10/21/chartex" xmlns:cx3="http://schemas.microsoft.com/office/drawing/2016/5/9/chartex" xmlns:cx4="http://schemas.microsoft.com/office/drawing/2016/5/10/chartex" xmlns:cx5="http://schemas.microsoft.com/office/drawing/2016/5/11/chartex" xmlns:cx6="http://schemas.microsoft.com/office/drawing/2016/5/12/chartex" xmlns:cx7="http://schemas.microsoft.com/office/drawing/2016/5/13/chartex" xmlns:cx8="http://schemas.microsoft.com/office/drawing/2016/5/14/chartex" xmlns:mc="http://schemas.openxmlformats.org/markup-compatibility/2006" xmlns:aink="http://schemas.microsoft.com/office/drawing/2016/ink" xmlns:am3d="http://schemas.microsoft.com/office/drawing/2017/model3d" xmlns:o="urn:schemas-microsoft-com:office:office" xmlns:oel="http://schemas.microsoft.com/office/2019/extlst" xmlns:r="http://schemas.openxmlformats.org/officeDocument/2006/relationships" xmlns:m="http://schemas.openxmlformats.org/officeDocument/2006/math" xmlns:v="urn:schemas-microsoft-com:vml" xmlns:wp14="http://schemas.microsoft.com/office/word/2010/wordprocessingDrawing" xmlns:wp="http://schemas.openxmlformats.org/drawingml/2006/wordprocessingDrawing" xmlns:w10="urn:schemas-microsoft-com:office:word" xmlns:w="http://schemas.openxmlformats.org/wordprocessingml/2006/main" xmlns:w14="http://schemas.microsoft.com/office/word/2010/wordml" xmlns:w15="http://schemas.microsoft.com/office/word/2012/wordml" xmlns:w16cex="http://schemas.microsoft.com/office/word/2018/wordml/cex" xmlns:w16cid="http://schemas.microsoft.com/office/word/2016/wordml/cid" xmlns:w16="http://schemas.microsoft.com/office/word/2018/wordml" xmlns:w16du="http://schemas.microsoft.com/office/word/2023/wordml/word16du" xmlns:w16sdtdh="http://schemas.microsoft.com/office/word/2020/wordml/sdtdatahash" xmlns:w16se="http://schemas.microsoft.com/office/word/2015/wordml/symex" xmlns:wpg="http://schemas.microsoft.com/office/word/2010/wordprocessingGroup" xmlns:wpi="http://schemas.microsoft.com/office/word/2010/wordprocessingInk" xmlns:wne="http://schemas.microsoft.com/office/word/2006/wordml" xmlns:wps="http://schemas.microsoft.com/office/word/2010/wordprocessingShape" mc:Ignorable="w14 w15 w16se w16cid w16 w16cex w16sdtdh w16du wp14">
+<w:ftr xmlns:wpc="http://schemas.microsoft.com/office/word/2010/wordprocessingCanvas" xmlns:cx="http://schemas.microsoft.com/office/drawing/2014/chartex" xmlns:cx1="http://schemas.microsoft.com/office/drawing/2015/9/8/chartex" xmlns:cx2="http://schemas.microsoft.com/office/drawing/2015/10/21/chartex" xmlns:cx3="http://schemas.microsoft.com/office/drawing/2016/5/9/chartex" xmlns:cx4="http://schemas.microsoft.com/office/drawing/2016/5/10/chartex" xmlns:cx5="http://schemas.microsoft.com/office/drawing/2016/5/11/chartex" xmlns:cx6="http://schemas.microsoft.com/office/drawing/2016/5/12/chartex" xmlns:cx7="http://schemas.microsoft.com/office/drawing/2016/5/13/chartex" xmlns:cx8="http://schemas.microsoft.com/office/drawing/2016/5/14/chartex" xmlns:mc="http://schemas.openxmlformats.org/markup-compatibility/2006" xmlns:aink="http://schemas.microsoft.com/office/drawing/2016/ink" xmlns:am3d="http://schemas.microsoft.com/office/drawing/2017/model3d" xmlns:o="urn:schemas-microsoft-com:office:office" xmlns:oel="http://schemas.microsoft.com/office/2019/extlst" xmlns:r="http://schemas.openxmlformats.org/officeDocument/2006/relationships" xmlns:m="http://schemas.openxmlformats.org/officeDocument/2006/math" xmlns:v="urn:schemas-microsoft-com:vml" xmlns:wp14="http://schemas.microsoft.com/office/word/2010/wordprocessingDrawing" xmlns:wp="http://schemas.openxmlformats.org/drawingml/2006/wordprocessingDrawing" xmlns:w10="urn:schemas-microsoft-com:office:word" xmlns:w="http://schemas.openxmlformats.org/wordprocessingml/2006/main" xmlns:w14="http://schemas.microsoft.com/office/word/2010/wordml" xmlns:w15="http://schemas.microsoft.com/office/word/2012/wordml" xmlns:w16cex="http://schemas.microsoft.com/office/word/2018/wordml/cex" xmlns:w16cid="http://schemas.microsoft.com/office/word/2016/wordml/cid" xmlns:w16="http://schemas.microsoft.com/office/word/2018/wordml" xmlns:w16du="http://schemas.microsoft.com/office/word/2023/wordml/word16du" xmlns:w16sdtdh="http://schemas.microsoft.com/office/word/2020/wordml/sdtdatahash" xmlns:w16sdtfl="http://schemas.microsoft.com/office/word/2024/wordml/sdtformatlock" xmlns:w16se="http://schemas.microsoft.com/office/word/2015/wordml/symex" xmlns:wpg="http://schemas.microsoft.com/office/word/2010/wordprocessingGroup" xmlns:wpi="http://schemas.microsoft.com/office/word/2010/wordprocessingInk" xmlns:wne="http://schemas.microsoft.com/office/word/2006/wordml" xmlns:wps="http://schemas.microsoft.com/office/word/2010/wordprocessingShape" mc:Ignorable="w14 w15 w16se w16cid w16 w16cex w16sdtdh w16sdtfl w16du wp14">
   <w:p>
     <w:pPr>
       <w:pStyle w:val="Piedepgina"/>
@@ -27075,7 +27019,7 @@
 </file>
 
 <file path=word/footnotes.xml><?xml version="1.0" encoding="utf-8"?>
-<w:footnotes xmlns:wpc="http://schemas.microsoft.com/office/word/2010/wordprocessingCanvas" xmlns:cx="http://schemas.microsoft.com/office/drawing/2014/chartex" xmlns:cx1="http://schemas.microsoft.com/office/drawing/2015/9/8/chartex" xmlns:cx2="http://schemas.microsoft.com/office/drawing/2015/10/21/chartex" xmlns:cx3="http://schemas.microsoft.com/office/drawing/2016/5/9/chartex" xmlns:cx4="http://schemas.microsoft.com/office/drawing/2016/5/10/chartex" xmlns:cx5="http://schemas.microsoft.com/office/drawing/2016/5/11/chartex" xmlns:cx6="http://schemas.microsoft.com/office/drawing/2016/5/12/chartex" xmlns:cx7="http://schemas.microsoft.com/office/drawing/2016/5/13/chartex" xmlns:cx8="http://schemas.microsoft.com/office/drawing/2016/5/14/chartex" xmlns:mc="http://schemas.openxmlformats.org/markup-compatibility/2006" xmlns:aink="http://schemas.microsoft.com/office/drawing/2016/ink" xmlns:am3d="http://schemas.microsoft.com/office/drawing/2017/model3d" xmlns:o="urn:schemas-microsoft-com:office:office" xmlns:oel="http://schemas.microsoft.com/office/2019/extlst" xmlns:r="http://schemas.openxmlformats.org/officeDocument/2006/relationships" xmlns:m="http://schemas.openxmlformats.org/officeDocument/2006/math" xmlns:v="urn:schemas-microsoft-com:vml" xmlns:wp14="http://schemas.microsoft.com/office/word/2010/wordprocessingDrawing" xmlns:wp="http://schemas.openxmlformats.org/drawingml/2006/wordprocessingDrawing" xmlns:w10="urn:schemas-microsoft-com:office:word" xmlns:w="http://schemas.openxmlformats.org/wordprocessingml/2006/main" xmlns:w14="http://schemas.microsoft.com/office/word/2010/wordml" xmlns:w15="http://schemas.microsoft.com/office/word/2012/wordml" xmlns:w16cex="http://schemas.microsoft.com/office/word/2018/wordml/cex" xmlns:w16cid="http://schemas.microsoft.com/office/word/2016/wordml/cid" xmlns:w16="http://schemas.microsoft.com/office/word/2018/wordml" xmlns:w16du="http://schemas.microsoft.com/office/word/2023/wordml/word16du" xmlns:w16sdtdh="http://schemas.microsoft.com/office/word/2020/wordml/sdtdatahash" xmlns:w16se="http://schemas.microsoft.com/office/word/2015/wordml/symex" xmlns:wpg="http://schemas.microsoft.com/office/word/2010/wordprocessingGroup" xmlns:wpi="http://schemas.microsoft.com/office/word/2010/wordprocessingInk" xmlns:wne="http://schemas.microsoft.com/office/word/2006/wordml" xmlns:wps="http://schemas.microsoft.com/office/word/2010/wordprocessingShape" mc:Ignorable="w14 w15 w16se w16cid w16 w16cex w16sdtdh w16du wp14">
+<w:footnotes xmlns:wpc="http://schemas.microsoft.com/office/word/2010/wordprocessingCanvas" xmlns:cx="http://schemas.microsoft.com/office/drawing/2014/chartex" xmlns:cx1="http://schemas.microsoft.com/office/drawing/2015/9/8/chartex" xmlns:cx2="http://schemas.microsoft.com/office/drawing/2015/10/21/chartex" xmlns:cx3="http://schemas.microsoft.com/office/drawing/2016/5/9/chartex" xmlns:cx4="http://schemas.microsoft.com/office/drawing/2016/5/10/chartex" xmlns:cx5="http://schemas.microsoft.com/office/drawing/2016/5/11/chartex" xmlns:cx6="http://schemas.microsoft.com/office/drawing/2016/5/12/chartex" xmlns:cx7="http://schemas.microsoft.com/office/drawing/2016/5/13/chartex" xmlns:cx8="http://schemas.microsoft.com/office/drawing/2016/5/14/chartex" xmlns:mc="http://schemas.openxmlformats.org/markup-compatibility/2006" xmlns:aink="http://schemas.microsoft.com/office/drawing/2016/ink" xmlns:am3d="http://schemas.microsoft.com/office/drawing/2017/model3d" xmlns:o="urn:schemas-microsoft-com:office:office" xmlns:oel="http://schemas.microsoft.com/office/2019/extlst" xmlns:r="http://schemas.openxmlformats.org/officeDocument/2006/relationships" xmlns:m="http://schemas.openxmlformats.org/officeDocument/2006/math" xmlns:v="urn:schemas-microsoft-com:vml" xmlns:wp14="http://schemas.microsoft.com/office/word/2010/wordprocessingDrawing" xmlns:wp="http://schemas.openxmlformats.org/drawingml/2006/wordprocessingDrawing" xmlns:w10="urn:schemas-microsoft-com:office:word" xmlns:w="http://schemas.openxmlformats.org/wordprocessingml/2006/main" xmlns:w14="http://schemas.microsoft.com/office/word/2010/wordml" xmlns:w15="http://schemas.microsoft.com/office/word/2012/wordml" xmlns:w16cex="http://schemas.microsoft.com/office/word/2018/wordml/cex" xmlns:w16cid="http://schemas.microsoft.com/office/word/2016/wordml/cid" xmlns:w16="http://schemas.microsoft.com/office/word/2018/wordml" xmlns:w16du="http://schemas.microsoft.com/office/word/2023/wordml/word16du" xmlns:w16sdtdh="http://schemas.microsoft.com/office/word/2020/wordml/sdtdatahash" xmlns:w16sdtfl="http://schemas.microsoft.com/office/word/2024/wordml/sdtformatlock" xmlns:w16se="http://schemas.microsoft.com/office/word/2015/wordml/symex" xmlns:wpg="http://schemas.microsoft.com/office/word/2010/wordprocessingGroup" xmlns:wpi="http://schemas.microsoft.com/office/word/2010/wordprocessingInk" xmlns:wne="http://schemas.microsoft.com/office/word/2006/wordml" xmlns:wps="http://schemas.microsoft.com/office/word/2010/wordprocessingShape" mc:Ignorable="w14 w15 w16se w16cid w16 w16cex w16sdtdh w16sdtfl w16du wp14">
   <w:footnote w:type="separator" w:id="-1">
     <w:p>
       <w:pPr>
@@ -27100,7 +27044,7 @@
 </file>
 
 <file path=word/header1.xml><?xml version="1.0" encoding="utf-8"?>
-<w:hdr xmlns:wpc="http://schemas.microsoft.com/office/word/2010/wordprocessingCanvas" xmlns:cx="http://schemas.microsoft.com/office/drawing/2014/chartex" xmlns:cx1="http://schemas.microsoft.com/office/drawing/2015/9/8/chartex" xmlns:cx2="http://schemas.microsoft.com/office/drawing/2015/10/21/chartex" xmlns:cx3="http://schemas.microsoft.com/office/drawing/2016/5/9/chartex" xmlns:cx4="http://schemas.microsoft.com/office/drawing/2016/5/10/chartex" xmlns:cx5="http://schemas.microsoft.com/office/drawing/2016/5/11/chartex" xmlns:cx6="http://schemas.microsoft.com/office/drawing/2016/5/12/chartex" xmlns:cx7="http://schemas.microsoft.com/office/drawing/2016/5/13/chartex" xmlns:cx8="http://schemas.microsoft.com/office/drawing/2016/5/14/chartex" xmlns:mc="http://schemas.openxmlformats.org/markup-compatibility/2006" xmlns:aink="http://schemas.microsoft.com/office/drawing/2016/ink" xmlns:am3d="http://schemas.microsoft.com/office/drawing/2017/model3d" xmlns:o="urn:schemas-microsoft-com:office:office" xmlns:oel="http://schemas.microsoft.com/office/2019/extlst" xmlns:r="http://schemas.openxmlformats.org/officeDocument/2006/relationships" xmlns:m="http://schemas.openxmlformats.org/officeDocument/2006/math" xmlns:v="urn:schemas-microsoft-com:vml" xmlns:wp14="http://schemas.microsoft.com/office/word/2010/wordprocessingDrawing" xmlns:wp="http://schemas.openxmlformats.org/drawingml/2006/wordprocessingDrawing" xmlns:w10="urn:schemas-microsoft-com:office:word" xmlns:w="http://schemas.openxmlformats.org/wordprocessingml/2006/main" xmlns:w14="http://schemas.microsoft.com/office/word/2010/wordml" xmlns:w15="http://schemas.microsoft.com/office/word/2012/wordml" xmlns:w16cex="http://schemas.microsoft.com/office/word/2018/wordml/cex" xmlns:w16cid="http://schemas.microsoft.com/office/word/2016/wordml/cid" xmlns:w16="http://schemas.microsoft.com/office/word/2018/wordml" xmlns:w16du="http://schemas.microsoft.com/office/word/2023/wordml/word16du" xmlns:w16sdtdh="http://schemas.microsoft.com/office/word/2020/wordml/sdtdatahash" xmlns:w16se="http://schemas.microsoft.com/office/word/2015/wordml/symex" xmlns:wpg="http://schemas.microsoft.com/office/word/2010/wordprocessingGroup" xmlns:wpi="http://schemas.microsoft.com/office/word/2010/wordprocessingInk" xmlns:wne="http://schemas.microsoft.com/office/word/2006/wordml" xmlns:wps="http://schemas.microsoft.com/office/word/2010/wordprocessingShape" mc:Ignorable="w14 w15 w16se w16cid w16 w16cex w16sdtdh w16du wp14">
+<w:hdr xmlns:wpc="http://schemas.microsoft.com/office/word/2010/wordprocessingCanvas" xmlns:cx="http://schemas.microsoft.com/office/drawing/2014/chartex" xmlns:cx1="http://schemas.microsoft.com/office/drawing/2015/9/8/chartex" xmlns:cx2="http://schemas.microsoft.com/office/drawing/2015/10/21/chartex" xmlns:cx3="http://schemas.microsoft.com/office/drawing/2016/5/9/chartex" xmlns:cx4="http://schemas.microsoft.com/office/drawing/2016/5/10/chartex" xmlns:cx5="http://schemas.microsoft.com/office/drawing/2016/5/11/chartex" xmlns:cx6="http://schemas.microsoft.com/office/drawing/2016/5/12/chartex" xmlns:cx7="http://schemas.microsoft.com/office/drawing/2016/5/13/chartex" xmlns:cx8="http://schemas.microsoft.com/office/drawing/2016/5/14/chartex" xmlns:mc="http://schemas.openxmlformats.org/markup-compatibility/2006" xmlns:aink="http://schemas.microsoft.com/office/drawing/2016/ink" xmlns:am3d="http://schemas.microsoft.com/office/drawing/2017/model3d" xmlns:o="urn:schemas-microsoft-com:office:office" xmlns:oel="http://schemas.microsoft.com/office/2019/extlst" xmlns:r="http://schemas.openxmlformats.org/officeDocument/2006/relationships" xmlns:m="http://schemas.openxmlformats.org/officeDocument/2006/math" xmlns:v="urn:schemas-microsoft-com:vml" xmlns:wp14="http://schemas.microsoft.com/office/word/2010/wordprocessingDrawing" xmlns:wp="http://schemas.openxmlformats.org/drawingml/2006/wordprocessingDrawing" xmlns:w10="urn:schemas-microsoft-com:office:word" xmlns:w="http://schemas.openxmlformats.org/wordprocessingml/2006/main" xmlns:w14="http://schemas.microsoft.com/office/word/2010/wordml" xmlns:w15="http://schemas.microsoft.com/office/word/2012/wordml" xmlns:w16cex="http://schemas.microsoft.com/office/word/2018/wordml/cex" xmlns:w16cid="http://schemas.microsoft.com/office/word/2016/wordml/cid" xmlns:w16="http://schemas.microsoft.com/office/word/2018/wordml" xmlns:w16du="http://schemas.microsoft.com/office/word/2023/wordml/word16du" xmlns:w16sdtdh="http://schemas.microsoft.com/office/word/2020/wordml/sdtdatahash" xmlns:w16sdtfl="http://schemas.microsoft.com/office/word/2024/wordml/sdtformatlock" xmlns:w16se="http://schemas.microsoft.com/office/word/2015/wordml/symex" xmlns:wpg="http://schemas.microsoft.com/office/word/2010/wordprocessingGroup" xmlns:wpi="http://schemas.microsoft.com/office/word/2010/wordprocessingInk" xmlns:wne="http://schemas.microsoft.com/office/word/2006/wordml" xmlns:wps="http://schemas.microsoft.com/office/word/2010/wordprocessingShape" mc:Ignorable="w14 w15 w16se w16cid w16 w16cex w16sdtdh w16sdtfl w16du wp14">
   <w:tbl>
     <w:tblPr>
       <w:tblStyle w:val="Tablaconcuadrcula"/>
@@ -27392,7 +27336,7 @@
 </file>
 
 <file path=word/numbering.xml><?xml version="1.0" encoding="utf-8"?>
-<w:numbering xmlns:wpc="http://schemas.microsoft.com/office/word/2010/wordprocessingCanvas" xmlns:cx="http://schemas.microsoft.com/office/drawing/2014/chartex" xmlns:cx1="http://schemas.microsoft.com/office/drawing/2015/9/8/chartex" xmlns:cx2="http://schemas.microsoft.com/office/drawing/2015/10/21/chartex" xmlns:cx3="http://schemas.microsoft.com/office/drawing/2016/5/9/chartex" xmlns:cx4="http://schemas.microsoft.com/office/drawing/2016/5/10/chartex" xmlns:cx5="http://schemas.microsoft.com/office/drawing/2016/5/11/chartex" xmlns:cx6="http://schemas.microsoft.com/office/drawing/2016/5/12/chartex" xmlns:cx7="http://schemas.microsoft.com/office/drawing/2016/5/13/chartex" xmlns:cx8="http://schemas.microsoft.com/office/drawing/2016/5/14/chartex" xmlns:mc="http://schemas.openxmlformats.org/markup-compatibility/2006" xmlns:aink="http://schemas.microsoft.com/office/drawing/2016/ink" xmlns:am3d="http://schemas.microsoft.com/office/drawing/2017/model3d" xmlns:o="urn:schemas-microsoft-com:office:office" xmlns:oel="http://schemas.microsoft.com/office/2019/extlst" xmlns:r="http://schemas.openxmlformats.org/officeDocument/2006/relationships" xmlns:m="http://schemas.openxmlformats.org/officeDocument/2006/math" xmlns:v="urn:schemas-microsoft-com:vml" xmlns:wp14="http://schemas.microsoft.com/office/word/2010/wordprocessingDrawing" xmlns:wp="http://schemas.openxmlformats.org/drawingml/2006/wordprocessingDrawing" xmlns:w10="urn:schemas-microsoft-com:office:word" xmlns:w="http://schemas.openxmlformats.org/wordprocessingml/2006/main" xmlns:w14="http://schemas.microsoft.com/office/word/2010/wordml" xmlns:w15="http://schemas.microsoft.com/office/word/2012/wordml" xmlns:w16cex="http://schemas.microsoft.com/office/word/2018/wordml/cex" xmlns:w16cid="http://schemas.microsoft.com/office/word/2016/wordml/cid" xmlns:w16="http://schemas.microsoft.com/office/word/2018/wordml" xmlns:w16du="http://schemas.microsoft.com/office/word/2023/wordml/word16du" xmlns:w16sdtdh="http://schemas.microsoft.com/office/word/2020/wordml/sdtdatahash" xmlns:w16se="http://schemas.microsoft.com/office/word/2015/wordml/symex" xmlns:wpg="http://schemas.microsoft.com/office/word/2010/wordprocessingGroup" xmlns:wpi="http://schemas.microsoft.com/office/word/2010/wordprocessingInk" xmlns:wne="http://schemas.microsoft.com/office/word/2006/wordml" xmlns:wps="http://schemas.microsoft.com/office/word/2010/wordprocessingShape" mc:Ignorable="w14 w15 w16se w16cid w16 w16cex w16sdtdh w16du wp14">
+<w:numbering xmlns:wpc="http://schemas.microsoft.com/office/word/2010/wordprocessingCanvas" xmlns:cx="http://schemas.microsoft.com/office/drawing/2014/chartex" xmlns:cx1="http://schemas.microsoft.com/office/drawing/2015/9/8/chartex" xmlns:cx2="http://schemas.microsoft.com/office/drawing/2015/10/21/chartex" xmlns:cx3="http://schemas.microsoft.com/office/drawing/2016/5/9/chartex" xmlns:cx4="http://schemas.microsoft.com/office/drawing/2016/5/10/chartex" xmlns:cx5="http://schemas.microsoft.com/office/drawing/2016/5/11/chartex" xmlns:cx6="http://schemas.microsoft.com/office/drawing/2016/5/12/chartex" xmlns:cx7="http://schemas.microsoft.com/office/drawing/2016/5/13/chartex" xmlns:cx8="http://schemas.microsoft.com/office/drawing/2016/5/14/chartex" xmlns:mc="http://schemas.openxmlformats.org/markup-compatibility/2006" xmlns:aink="http://schemas.microsoft.com/office/drawing/2016/ink" xmlns:am3d="http://schemas.microsoft.com/office/drawing/2017/model3d" xmlns:o="urn:schemas-microsoft-com:office:office" xmlns:oel="http://schemas.microsoft.com/office/2019/extlst" xmlns:r="http://schemas.openxmlformats.org/officeDocument/2006/relationships" xmlns:m="http://schemas.openxmlformats.org/officeDocument/2006/math" xmlns:v="urn:schemas-microsoft-com:vml" xmlns:wp14="http://schemas.microsoft.com/office/word/2010/wordprocessingDrawing" xmlns:wp="http://schemas.openxmlformats.org/drawingml/2006/wordprocessingDrawing" xmlns:w10="urn:schemas-microsoft-com:office:word" xmlns:w="http://schemas.openxmlformats.org/wordprocessingml/2006/main" xmlns:w14="http://schemas.microsoft.com/office/word/2010/wordml" xmlns:w15="http://schemas.microsoft.com/office/word/2012/wordml" xmlns:w16cex="http://schemas.microsoft.com/office/word/2018/wordml/cex" xmlns:w16cid="http://schemas.microsoft.com/office/word/2016/wordml/cid" xmlns:w16="http://schemas.microsoft.com/office/word/2018/wordml" xmlns:w16du="http://schemas.microsoft.com/office/word/2023/wordml/word16du" xmlns:w16sdtdh="http://schemas.microsoft.com/office/word/2020/wordml/sdtdatahash" xmlns:w16sdtfl="http://schemas.microsoft.com/office/word/2024/wordml/sdtformatlock" xmlns:w16se="http://schemas.microsoft.com/office/word/2015/wordml/symex" xmlns:wpg="http://schemas.microsoft.com/office/word/2010/wordprocessingGroup" xmlns:wpi="http://schemas.microsoft.com/office/word/2010/wordprocessingInk" xmlns:wne="http://schemas.microsoft.com/office/word/2006/wordml" xmlns:wps="http://schemas.microsoft.com/office/word/2010/wordprocessingShape" mc:Ignorable="w14 w15 w16se w16cid w16 w16cex w16sdtdh w16sdtfl w16du wp14">
   <w:abstractNum w:abstractNumId="0" w15:restartNumberingAfterBreak="0">
     <w:nsid w:val="03BB4694"/>
     <w:multiLevelType w:val="hybridMultilevel"/>
@@ -31006,7 +30950,7 @@
 </file>
 
 <file path=word/styles.xml><?xml version="1.0" encoding="utf-8"?>
-<w:styles xmlns:mc="http://schemas.openxmlformats.org/markup-compatibility/2006" xmlns:r="http://schemas.openxmlformats.org/officeDocument/2006/relationships" xmlns:w="http://schemas.openxmlformats.org/wordprocessingml/2006/main" xmlns:w14="http://schemas.microsoft.com/office/word/2010/wordml" xmlns:w15="http://schemas.microsoft.com/office/word/2012/wordml" xmlns:w16cex="http://schemas.microsoft.com/office/word/2018/wordml/cex" xmlns:w16cid="http://schemas.microsoft.com/office/word/2016/wordml/cid" xmlns:w16="http://schemas.microsoft.com/office/word/2018/wordml" xmlns:w16du="http://schemas.microsoft.com/office/word/2023/wordml/word16du" xmlns:w16sdtdh="http://schemas.microsoft.com/office/word/2020/wordml/sdtdatahash" xmlns:w16se="http://schemas.microsoft.com/office/word/2015/wordml/symex" mc:Ignorable="w14 w15 w16se w16cid w16 w16cex w16sdtdh w16du">
+<w:styles xmlns:mc="http://schemas.openxmlformats.org/markup-compatibility/2006" xmlns:r="http://schemas.openxmlformats.org/officeDocument/2006/relationships" xmlns:w="http://schemas.openxmlformats.org/wordprocessingml/2006/main" xmlns:w14="http://schemas.microsoft.com/office/word/2010/wordml" xmlns:w15="http://schemas.microsoft.com/office/word/2012/wordml" xmlns:w16cex="http://schemas.microsoft.com/office/word/2018/wordml/cex" xmlns:w16cid="http://schemas.microsoft.com/office/word/2016/wordml/cid" xmlns:w16="http://schemas.microsoft.com/office/word/2018/wordml" xmlns:w16du="http://schemas.microsoft.com/office/word/2023/wordml/word16du" xmlns:w16sdtdh="http://schemas.microsoft.com/office/word/2020/wordml/sdtdatahash" xmlns:w16sdtfl="http://schemas.microsoft.com/office/word/2024/wordml/sdtformatlock" xmlns:w16se="http://schemas.microsoft.com/office/word/2015/wordml/symex" mc:Ignorable="w14 w15 w16se w16cid w16 w16cex w16sdtdh w16sdtfl w16du">
   <w:docDefaults>
     <w:rPrDefault>
       <w:rPr>
